--- a/fiction/notes/concepts/_/concepts_elements_20251108-1742.docx
+++ b/fiction/notes/concepts/_/concepts_elements_20251108-1742.docx
@@ -5,25 +5,29 @@
     <w:p>
       <w:pPr>
         <w:rPr>
-          <w:rFonts w:ascii="Consolas" w:hAnsi="Consolas"/>
+          <w:rFonts w:ascii="Montserrat" w:hAnsi="Montserrat"/>
+          <w:sz w:val="24"/>
         </w:rPr>
       </w:pPr>
       <w:r>
         <w:rPr>
-          <w:rFonts w:ascii="Consolas" w:hAnsi="Consolas"/>
+          <w:rFonts w:ascii="Montserrat" w:hAnsi="Montserrat"/>
+          <w:sz w:val="24"/>
         </w:rPr>
         <w:t>.:</w:t>
       </w:r>
       <w:r>
         <w:rPr>
-          <w:rFonts w:ascii="Consolas" w:hAnsi="Consolas"/>
+          <w:rFonts w:ascii="Montserrat" w:hAnsi="Montserrat"/>
+          <w:sz w:val="24"/>
         </w:rPr>
         <w:tab/>
         <w:t>--</w:t>
       </w:r>
       <w:r>
         <w:rPr>
-          <w:rFonts w:ascii="Consolas" w:hAnsi="Consolas"/>
+          <w:rFonts w:ascii="Montserrat" w:hAnsi="Montserrat"/>
+          <w:sz w:val="24"/>
         </w:rPr>
         <w:tab/>
         <w:t>:.</w:t>
@@ -32,336 +36,184 @@
     <w:p>
       <w:pPr>
         <w:rPr>
-          <w:rFonts w:ascii="Consolas" w:hAnsi="Consolas"/>
+          <w:rFonts w:ascii="Montserrat" w:hAnsi="Montserrat"/>
+          <w:sz w:val="24"/>
         </w:rPr>
       </w:pPr>
-      <w:proofErr w:type="gramStart"/>
       <w:r>
         <w:rPr>
-          <w:rFonts w:ascii="Consolas" w:hAnsi="Consolas"/>
+          <w:rFonts w:ascii="Montserrat" w:hAnsi="Montserrat"/>
+          <w:sz w:val="24"/>
         </w:rPr>
-        <w:t>::</w:t>
-      </w:r>
-      <w:proofErr w:type="gramEnd"/>
-      <w:r>
-        <w:rPr>
-          <w:rFonts w:ascii="Consolas" w:hAnsi="Consolas"/>
-        </w:rPr>
-        <w:t xml:space="preserve"> </w:t>
-      </w:r>
-      <w:proofErr w:type="gramStart"/>
-      <w:r>
-        <w:rPr>
-          <w:rFonts w:ascii="Consolas" w:hAnsi="Consolas"/>
-        </w:rPr>
-        <w:t>Cast :</w:t>
-      </w:r>
-      <w:proofErr w:type="gramEnd"/>
-      <w:r>
-        <w:rPr>
-          <w:rFonts w:ascii="Consolas" w:hAnsi="Consolas"/>
-        </w:rPr>
-        <w:t>:</w:t>
+        <w:t>:: Cast ::</w:t>
       </w:r>
     </w:p>
     <w:p>
       <w:pPr>
         <w:rPr>
-          <w:rFonts w:ascii="Consolas" w:hAnsi="Consolas"/>
+          <w:rFonts w:ascii="Montserrat" w:hAnsi="Montserrat"/>
+          <w:sz w:val="24"/>
         </w:rPr>
       </w:pPr>
     </w:p>
     <w:p>
       <w:pPr>
         <w:rPr>
-          <w:rFonts w:ascii="Consolas" w:hAnsi="Consolas"/>
+          <w:rFonts w:ascii="Montserrat" w:hAnsi="Montserrat"/>
+          <w:sz w:val="24"/>
         </w:rPr>
       </w:pPr>
-      <w:proofErr w:type="gramStart"/>
       <w:r>
         <w:rPr>
-          <w:rFonts w:ascii="Consolas" w:hAnsi="Consolas"/>
+          <w:rFonts w:ascii="Montserrat" w:hAnsi="Montserrat"/>
+          <w:sz w:val="24"/>
         </w:rPr>
-        <w:t>::</w:t>
-      </w:r>
-      <w:proofErr w:type="gramEnd"/>
-      <w:r>
-        <w:rPr>
-          <w:rFonts w:ascii="Consolas" w:hAnsi="Consolas"/>
-        </w:rPr>
-        <w:t xml:space="preserve"> </w:t>
-      </w:r>
-      <w:proofErr w:type="gramStart"/>
-      <w:r>
-        <w:rPr>
-          <w:rFonts w:ascii="Consolas" w:hAnsi="Consolas"/>
-        </w:rPr>
-        <w:t>Concepts :</w:t>
-      </w:r>
-      <w:proofErr w:type="gramEnd"/>
-      <w:r>
-        <w:rPr>
-          <w:rFonts w:ascii="Consolas" w:hAnsi="Consolas"/>
-        </w:rPr>
-        <w:t>:</w:t>
+        <w:t>:: Concepts ::</w:t>
       </w:r>
     </w:p>
     <w:p>
       <w:pPr>
         <w:rPr>
-          <w:rFonts w:ascii="Consolas" w:hAnsi="Consolas"/>
+          <w:rFonts w:ascii="Montserrat" w:hAnsi="Montserrat"/>
+          <w:sz w:val="24"/>
         </w:rPr>
       </w:pPr>
     </w:p>
     <w:p>
       <w:pPr>
         <w:rPr>
-          <w:rFonts w:ascii="Consolas" w:hAnsi="Consolas"/>
+          <w:rFonts w:ascii="Montserrat" w:hAnsi="Montserrat"/>
+          <w:sz w:val="24"/>
         </w:rPr>
       </w:pPr>
-      <w:proofErr w:type="gramStart"/>
       <w:r>
         <w:rPr>
-          <w:rFonts w:ascii="Consolas" w:hAnsi="Consolas"/>
+          <w:rFonts w:ascii="Montserrat" w:hAnsi="Montserrat"/>
+          <w:sz w:val="24"/>
         </w:rPr>
-        <w:t>::</w:t>
-      </w:r>
-      <w:proofErr w:type="gramEnd"/>
-      <w:r>
-        <w:rPr>
-          <w:rFonts w:ascii="Consolas" w:hAnsi="Consolas"/>
-        </w:rPr>
-        <w:t xml:space="preserve"> </w:t>
-      </w:r>
-      <w:proofErr w:type="gramStart"/>
-      <w:r>
-        <w:rPr>
-          <w:rFonts w:ascii="Consolas" w:hAnsi="Consolas"/>
-        </w:rPr>
-        <w:t>Elements :</w:t>
-      </w:r>
-      <w:proofErr w:type="gramEnd"/>
-      <w:r>
-        <w:rPr>
-          <w:rFonts w:ascii="Consolas" w:hAnsi="Consolas"/>
-        </w:rPr>
-        <w:t>:</w:t>
+        <w:t>:: Elements ::</w:t>
       </w:r>
     </w:p>
     <w:p>
       <w:pPr>
         <w:rPr>
-          <w:rFonts w:ascii="Consolas" w:hAnsi="Consolas"/>
+          <w:rFonts w:ascii="Montserrat" w:hAnsi="Montserrat"/>
+          <w:sz w:val="24"/>
         </w:rPr>
       </w:pPr>
     </w:p>
     <w:p>
       <w:pPr>
         <w:rPr>
-          <w:rFonts w:ascii="Consolas" w:hAnsi="Consolas"/>
+          <w:rFonts w:ascii="Montserrat" w:hAnsi="Montserrat"/>
+          <w:sz w:val="24"/>
         </w:rPr>
       </w:pPr>
-      <w:proofErr w:type="gramStart"/>
       <w:r>
         <w:rPr>
-          <w:rFonts w:ascii="Consolas" w:hAnsi="Consolas"/>
+          <w:rFonts w:ascii="Montserrat" w:hAnsi="Montserrat"/>
+          <w:sz w:val="24"/>
         </w:rPr>
-        <w:t>::</w:t>
-      </w:r>
-      <w:proofErr w:type="gramEnd"/>
-      <w:r>
-        <w:rPr>
-          <w:rFonts w:ascii="Consolas" w:hAnsi="Consolas"/>
-        </w:rPr>
-        <w:t xml:space="preserve"> </w:t>
-      </w:r>
-      <w:proofErr w:type="gramStart"/>
-      <w:r>
-        <w:rPr>
-          <w:rFonts w:ascii="Consolas" w:hAnsi="Consolas"/>
-        </w:rPr>
-        <w:t>Contributions :</w:t>
-      </w:r>
-      <w:proofErr w:type="gramEnd"/>
-      <w:r>
-        <w:rPr>
-          <w:rFonts w:ascii="Consolas" w:hAnsi="Consolas"/>
-        </w:rPr>
-        <w:t>:</w:t>
+        <w:t>:: Contributions ::</w:t>
       </w:r>
     </w:p>
     <w:p>
       <w:pPr>
         <w:rPr>
-          <w:rFonts w:ascii="Consolas" w:hAnsi="Consolas"/>
+          <w:rFonts w:ascii="Montserrat" w:hAnsi="Montserrat"/>
+          <w:sz w:val="24"/>
         </w:rPr>
       </w:pPr>
     </w:p>
     <w:p>
       <w:pPr>
         <w:rPr>
-          <w:rFonts w:ascii="Consolas" w:hAnsi="Consolas"/>
+          <w:rFonts w:ascii="Montserrat" w:hAnsi="Montserrat"/>
+          <w:sz w:val="24"/>
         </w:rPr>
       </w:pPr>
-      <w:proofErr w:type="gramStart"/>
       <w:r>
         <w:rPr>
-          <w:rFonts w:ascii="Consolas" w:hAnsi="Consolas"/>
+          <w:rFonts w:ascii="Montserrat" w:hAnsi="Montserrat"/>
+          <w:sz w:val="24"/>
         </w:rPr>
-        <w:t>::</w:t>
-      </w:r>
-      <w:proofErr w:type="gramEnd"/>
-      <w:r>
-        <w:rPr>
-          <w:rFonts w:ascii="Consolas" w:hAnsi="Consolas"/>
-        </w:rPr>
-        <w:t xml:space="preserve"> Mined From </w:t>
-      </w:r>
-      <w:proofErr w:type="gramStart"/>
-      <w:r>
-        <w:rPr>
-          <w:rFonts w:ascii="Consolas" w:hAnsi="Consolas"/>
-        </w:rPr>
-        <w:t>Inspirations :</w:t>
-      </w:r>
-      <w:proofErr w:type="gramEnd"/>
-      <w:r>
-        <w:rPr>
-          <w:rFonts w:ascii="Consolas" w:hAnsi="Consolas"/>
-        </w:rPr>
-        <w:t>:</w:t>
+        <w:t>:: Mined From Inspirations ::</w:t>
       </w:r>
     </w:p>
     <w:p>
       <w:pPr>
         <w:rPr>
-          <w:rFonts w:ascii="Consolas" w:hAnsi="Consolas"/>
+          <w:rFonts w:ascii="Montserrat" w:hAnsi="Montserrat"/>
+          <w:sz w:val="24"/>
         </w:rPr>
       </w:pPr>
     </w:p>
     <w:p>
       <w:pPr>
         <w:rPr>
-          <w:rFonts w:ascii="Consolas" w:hAnsi="Consolas"/>
+          <w:rFonts w:ascii="Montserrat" w:hAnsi="Montserrat"/>
+          <w:sz w:val="24"/>
         </w:rPr>
       </w:pPr>
-      <w:proofErr w:type="gramStart"/>
       <w:r>
         <w:rPr>
-          <w:rFonts w:ascii="Consolas" w:hAnsi="Consolas"/>
+          <w:rFonts w:ascii="Montserrat" w:hAnsi="Montserrat"/>
+          <w:sz w:val="24"/>
         </w:rPr>
-        <w:t>::</w:t>
-      </w:r>
-      <w:proofErr w:type="gramEnd"/>
-      <w:r>
-        <w:rPr>
-          <w:rFonts w:ascii="Consolas" w:hAnsi="Consolas"/>
-        </w:rPr>
-        <w:t xml:space="preserve"> Ideas to </w:t>
-      </w:r>
-      <w:proofErr w:type="gramStart"/>
-      <w:r>
-        <w:rPr>
-          <w:rFonts w:ascii="Consolas" w:hAnsi="Consolas"/>
-        </w:rPr>
-        <w:t>Explore :</w:t>
-      </w:r>
-      <w:proofErr w:type="gramEnd"/>
-      <w:r>
-        <w:rPr>
-          <w:rFonts w:ascii="Consolas" w:hAnsi="Consolas"/>
-        </w:rPr>
-        <w:t>:</w:t>
+        <w:t>:: Ideas to Explore ::</w:t>
       </w:r>
     </w:p>
     <w:p>
       <w:pPr>
         <w:rPr>
-          <w:rFonts w:ascii="Consolas" w:hAnsi="Consolas"/>
+          <w:rFonts w:ascii="Montserrat" w:hAnsi="Montserrat"/>
+          <w:sz w:val="24"/>
         </w:rPr>
       </w:pPr>
     </w:p>
     <w:p>
       <w:pPr>
         <w:rPr>
-          <w:rFonts w:ascii="Consolas" w:hAnsi="Consolas"/>
+          <w:rFonts w:ascii="Montserrat" w:hAnsi="Montserrat"/>
+          <w:sz w:val="24"/>
         </w:rPr>
       </w:pPr>
-      <w:proofErr w:type="gramStart"/>
       <w:r>
         <w:rPr>
-          <w:rFonts w:ascii="Consolas" w:hAnsi="Consolas"/>
+          <w:rFonts w:ascii="Montserrat" w:hAnsi="Montserrat"/>
+          <w:sz w:val="24"/>
         </w:rPr>
-        <w:t>::</w:t>
-      </w:r>
-      <w:proofErr w:type="gramEnd"/>
-      <w:r>
-        <w:rPr>
-          <w:rFonts w:ascii="Consolas" w:hAnsi="Consolas"/>
-        </w:rPr>
-        <w:t xml:space="preserve"> Ideas to </w:t>
-      </w:r>
-      <w:proofErr w:type="gramStart"/>
-      <w:r>
-        <w:rPr>
-          <w:rFonts w:ascii="Consolas" w:hAnsi="Consolas"/>
-        </w:rPr>
-        <w:t>Refine :</w:t>
-      </w:r>
-      <w:proofErr w:type="gramEnd"/>
-      <w:r>
-        <w:rPr>
-          <w:rFonts w:ascii="Consolas" w:hAnsi="Consolas"/>
-        </w:rPr>
-        <w:t>:</w:t>
+        <w:t>:: Ideas to Refine ::</w:t>
       </w:r>
     </w:p>
     <w:p>
       <w:pPr>
         <w:rPr>
-          <w:rFonts w:ascii="Consolas" w:hAnsi="Consolas"/>
+          <w:rFonts w:ascii="Montserrat" w:hAnsi="Montserrat"/>
+          <w:sz w:val="24"/>
         </w:rPr>
       </w:pPr>
     </w:p>
     <w:p>
       <w:pPr>
         <w:rPr>
-          <w:rFonts w:ascii="Consolas" w:hAnsi="Consolas"/>
+          <w:rFonts w:ascii="Montserrat" w:hAnsi="Montserrat"/>
+          <w:sz w:val="24"/>
         </w:rPr>
       </w:pPr>
-      <w:proofErr w:type="gramStart"/>
       <w:r>
         <w:rPr>
-          <w:rFonts w:ascii="Consolas" w:hAnsi="Consolas"/>
+          <w:rFonts w:ascii="Montserrat" w:hAnsi="Montserrat"/>
+          <w:sz w:val="24"/>
         </w:rPr>
-        <w:t>::</w:t>
-      </w:r>
-      <w:proofErr w:type="gramEnd"/>
-      <w:r>
-        <w:rPr>
-          <w:rFonts w:ascii="Consolas" w:hAnsi="Consolas"/>
-        </w:rPr>
-        <w:t xml:space="preserve"> Random </w:t>
-      </w:r>
-      <w:proofErr w:type="gramStart"/>
-      <w:r>
-        <w:rPr>
-          <w:rFonts w:ascii="Consolas" w:hAnsi="Consolas"/>
-        </w:rPr>
-        <w:t>Concepts :</w:t>
-      </w:r>
-      <w:proofErr w:type="gramEnd"/>
-      <w:r>
-        <w:rPr>
-          <w:rFonts w:ascii="Consolas" w:hAnsi="Consolas"/>
-        </w:rPr>
-        <w:t>:</w:t>
+        <w:t>:: Random Concepts ::</w:t>
       </w:r>
     </w:p>
     <w:p>
       <w:pPr>
         <w:rPr>
-          <w:rFonts w:ascii="Consolas" w:hAnsi="Consolas"/>
+          <w:rFonts w:ascii="Montserrat" w:hAnsi="Montserrat"/>
+          <w:sz w:val="24"/>
         </w:rPr>
       </w:pPr>
     </w:p>
@@ -563,6 +415,78 @@
     </w:lvl>
   </w:abstractNum>
   <w:abstractNum w:abstractNumId="10" w15:restartNumberingAfterBreak="0">
+    <w:nsid w:val="FFFFFFFB"/>
+    <w:multiLevelType w:val="multilevel"/>
+    <w:tmpl w:val="80A499BA"/>
+    <w:lvl w:ilvl="0">
+      <w:start w:val="1"/>
+      <w:numFmt w:val="cardinalText"/>
+      <w:lvlText w:val="Chapter %1 "/>
+      <w:legacy w:legacy="1" w:legacySpace="144" w:legacyIndent="0"/>
+      <w:lvlJc w:val="left"/>
+    </w:lvl>
+    <w:lvl w:ilvl="1">
+      <w:start w:val="1"/>
+      <w:numFmt w:val="none"/>
+      <w:pStyle w:val="Heading2"/>
+      <w:suff w:val="nothing"/>
+      <w:lvlText w:val=""/>
+      <w:lvlJc w:val="left"/>
+    </w:lvl>
+    <w:lvl w:ilvl="2">
+      <w:start w:val="1"/>
+      <w:numFmt w:val="none"/>
+      <w:suff w:val="nothing"/>
+      <w:lvlText w:val=""/>
+      <w:lvlJc w:val="left"/>
+    </w:lvl>
+    <w:lvl w:ilvl="3">
+      <w:start w:val="1"/>
+      <w:numFmt w:val="none"/>
+      <w:pStyle w:val="Heading4"/>
+      <w:suff w:val="nothing"/>
+      <w:lvlText w:val=""/>
+      <w:lvlJc w:val="left"/>
+    </w:lvl>
+    <w:lvl w:ilvl="4">
+      <w:start w:val="1"/>
+      <w:numFmt w:val="none"/>
+      <w:pStyle w:val="Heading5"/>
+      <w:suff w:val="nothing"/>
+      <w:lvlText w:val=""/>
+      <w:lvlJc w:val="left"/>
+    </w:lvl>
+    <w:lvl w:ilvl="5">
+      <w:start w:val="1"/>
+      <w:numFmt w:val="none"/>
+      <w:pStyle w:val="Heading6"/>
+      <w:suff w:val="nothing"/>
+      <w:lvlText w:val=""/>
+      <w:lvlJc w:val="left"/>
+    </w:lvl>
+    <w:lvl w:ilvl="6">
+      <w:start w:val="1"/>
+      <w:numFmt w:val="none"/>
+      <w:suff w:val="nothing"/>
+      <w:lvlText w:val=""/>
+      <w:lvlJc w:val="left"/>
+    </w:lvl>
+    <w:lvl w:ilvl="7">
+      <w:start w:val="1"/>
+      <w:numFmt w:val="none"/>
+      <w:suff w:val="nothing"/>
+      <w:lvlText w:val=""/>
+      <w:lvlJc w:val="left"/>
+    </w:lvl>
+    <w:lvl w:ilvl="8">
+      <w:start w:val="1"/>
+      <w:numFmt w:val="none"/>
+      <w:suff w:val="nothing"/>
+      <w:lvlText w:val=""/>
+      <w:lvlJc w:val="left"/>
+    </w:lvl>
+  </w:abstractNum>
+  <w:abstractNum w:abstractNumId="11" w15:restartNumberingAfterBreak="0">
     <w:nsid w:val="02B515DE"/>
     <w:multiLevelType w:val="multilevel"/>
     <w:tmpl w:val="0409001F"/>
@@ -648,7 +572,7 @@
       </w:pPr>
     </w:lvl>
   </w:abstractNum>
-  <w:abstractNum w:abstractNumId="11" w15:restartNumberingAfterBreak="0">
+  <w:abstractNum w:abstractNumId="12" w15:restartNumberingAfterBreak="0">
     <w:nsid w:val="081A78FB"/>
     <w:multiLevelType w:val="multilevel"/>
     <w:tmpl w:val="0409001D"/>
@@ -734,7 +658,7 @@
       </w:pPr>
     </w:lvl>
   </w:abstractNum>
-  <w:abstractNum w:abstractNumId="12" w15:restartNumberingAfterBreak="0">
+  <w:abstractNum w:abstractNumId="13" w15:restartNumberingAfterBreak="0">
     <w:nsid w:val="0B2F3CA6"/>
     <w:multiLevelType w:val="multilevel"/>
     <w:tmpl w:val="0409001D"/>
@@ -820,7 +744,7 @@
       </w:pPr>
     </w:lvl>
   </w:abstractNum>
-  <w:abstractNum w:abstractNumId="13" w15:restartNumberingAfterBreak="0">
+  <w:abstractNum w:abstractNumId="14" w15:restartNumberingAfterBreak="0">
     <w:nsid w:val="15C5697B"/>
     <w:multiLevelType w:val="multilevel"/>
     <w:tmpl w:val="0409001D"/>
@@ -906,7 +830,7 @@
       </w:pPr>
     </w:lvl>
   </w:abstractNum>
-  <w:abstractNum w:abstractNumId="14" w15:restartNumberingAfterBreak="0">
+  <w:abstractNum w:abstractNumId="15" w15:restartNumberingAfterBreak="0">
     <w:nsid w:val="298929E5"/>
     <w:multiLevelType w:val="multilevel"/>
     <w:tmpl w:val="0409001F"/>
@@ -992,7 +916,7 @@
       </w:pPr>
     </w:lvl>
   </w:abstractNum>
-  <w:abstractNum w:abstractNumId="15" w15:restartNumberingAfterBreak="0">
+  <w:abstractNum w:abstractNumId="16" w15:restartNumberingAfterBreak="0">
     <w:nsid w:val="2EDE304E"/>
     <w:multiLevelType w:val="multilevel"/>
     <w:tmpl w:val="0409001D"/>
@@ -1078,7 +1002,7 @@
       </w:pPr>
     </w:lvl>
   </w:abstractNum>
-  <w:abstractNum w:abstractNumId="16" w15:restartNumberingAfterBreak="0">
+  <w:abstractNum w:abstractNumId="17" w15:restartNumberingAfterBreak="0">
     <w:nsid w:val="3AEB0273"/>
     <w:multiLevelType w:val="multilevel"/>
     <w:tmpl w:val="526206A0"/>
@@ -1165,7 +1089,7 @@
       </w:pPr>
     </w:lvl>
   </w:abstractNum>
-  <w:abstractNum w:abstractNumId="17" w15:restartNumberingAfterBreak="0">
+  <w:abstractNum w:abstractNumId="18" w15:restartNumberingAfterBreak="0">
     <w:nsid w:val="43F8503E"/>
     <w:multiLevelType w:val="multilevel"/>
     <w:tmpl w:val="0409001F"/>
@@ -1251,7 +1175,7 @@
       </w:pPr>
     </w:lvl>
   </w:abstractNum>
-  <w:abstractNum w:abstractNumId="18" w15:restartNumberingAfterBreak="0">
+  <w:abstractNum w:abstractNumId="19" w15:restartNumberingAfterBreak="0">
     <w:nsid w:val="484C4F29"/>
     <w:multiLevelType w:val="multilevel"/>
     <w:tmpl w:val="D8061F64"/>
@@ -1338,7 +1262,7 @@
       </w:pPr>
     </w:lvl>
   </w:abstractNum>
-  <w:abstractNum w:abstractNumId="19" w15:restartNumberingAfterBreak="0">
+  <w:abstractNum w:abstractNumId="20" w15:restartNumberingAfterBreak="0">
     <w:nsid w:val="59350CFB"/>
     <w:multiLevelType w:val="multilevel"/>
     <w:tmpl w:val="9DF09F08"/>
@@ -1425,7 +1349,7 @@
       </w:pPr>
     </w:lvl>
   </w:abstractNum>
-  <w:abstractNum w:abstractNumId="20" w15:restartNumberingAfterBreak="0">
+  <w:abstractNum w:abstractNumId="21" w15:restartNumberingAfterBreak="0">
     <w:nsid w:val="5DEC6B47"/>
     <w:multiLevelType w:val="multilevel"/>
     <w:tmpl w:val="604E1C0A"/>
@@ -1512,7 +1436,7 @@
       </w:pPr>
     </w:lvl>
   </w:abstractNum>
-  <w:abstractNum w:abstractNumId="21" w15:restartNumberingAfterBreak="0">
+  <w:abstractNum w:abstractNumId="22" w15:restartNumberingAfterBreak="0">
     <w:nsid w:val="6E9514D7"/>
     <w:multiLevelType w:val="multilevel"/>
     <w:tmpl w:val="0409001F"/>
@@ -1598,7 +1522,7 @@
       </w:pPr>
     </w:lvl>
   </w:abstractNum>
-  <w:abstractNum w:abstractNumId="22" w15:restartNumberingAfterBreak="0">
+  <w:abstractNum w:abstractNumId="23" w15:restartNumberingAfterBreak="0">
     <w:nsid w:val="7D8C2C6D"/>
     <w:multiLevelType w:val="multilevel"/>
     <w:tmpl w:val="04090023"/>
@@ -1686,25 +1610,25 @@
     </w:lvl>
   </w:abstractNum>
   <w:num w:numId="1" w16cid:durableId="1226451052">
-    <w:abstractNumId w:val="19"/>
+    <w:abstractNumId w:val="20"/>
   </w:num>
   <w:num w:numId="2" w16cid:durableId="70322567">
-    <w:abstractNumId w:val="12"/>
+    <w:abstractNumId w:val="13"/>
   </w:num>
   <w:num w:numId="3" w16cid:durableId="1718241276">
-    <w:abstractNumId w:val="10"/>
+    <w:abstractNumId w:val="11"/>
   </w:num>
   <w:num w:numId="4" w16cid:durableId="1804155594">
-    <w:abstractNumId w:val="21"/>
+    <w:abstractNumId w:val="22"/>
   </w:num>
   <w:num w:numId="5" w16cid:durableId="1051656457">
-    <w:abstractNumId w:val="13"/>
+    <w:abstractNumId w:val="14"/>
   </w:num>
   <w:num w:numId="6" w16cid:durableId="643705758">
-    <w:abstractNumId w:val="16"/>
+    <w:abstractNumId w:val="17"/>
   </w:num>
   <w:num w:numId="7" w16cid:durableId="278953378">
-    <w:abstractNumId w:val="18"/>
+    <w:abstractNumId w:val="19"/>
   </w:num>
   <w:num w:numId="8" w16cid:durableId="1193104456">
     <w:abstractNumId w:val="9"/>
@@ -1737,22 +1661,43 @@
     <w:abstractNumId w:val="0"/>
   </w:num>
   <w:num w:numId="18" w16cid:durableId="377700738">
-    <w:abstractNumId w:val="14"/>
+    <w:abstractNumId w:val="15"/>
   </w:num>
   <w:num w:numId="19" w16cid:durableId="692733515">
-    <w:abstractNumId w:val="15"/>
+    <w:abstractNumId w:val="16"/>
   </w:num>
   <w:num w:numId="20" w16cid:durableId="1241909709">
-    <w:abstractNumId w:val="20"/>
+    <w:abstractNumId w:val="21"/>
   </w:num>
   <w:num w:numId="21" w16cid:durableId="1477576095">
-    <w:abstractNumId w:val="17"/>
+    <w:abstractNumId w:val="18"/>
   </w:num>
   <w:num w:numId="22" w16cid:durableId="1731926099">
-    <w:abstractNumId w:val="11"/>
+    <w:abstractNumId w:val="12"/>
   </w:num>
   <w:num w:numId="23" w16cid:durableId="1925457898">
-    <w:abstractNumId w:val="22"/>
+    <w:abstractNumId w:val="23"/>
+  </w:num>
+  <w:num w:numId="24" w16cid:durableId="2048288860">
+    <w:abstractNumId w:val="10"/>
+  </w:num>
+  <w:num w:numId="25" w16cid:durableId="1452020173">
+    <w:abstractNumId w:val="10"/>
+  </w:num>
+  <w:num w:numId="26" w16cid:durableId="737747463">
+    <w:abstractNumId w:val="10"/>
+  </w:num>
+  <w:num w:numId="27" w16cid:durableId="708070428">
+    <w:abstractNumId w:val="10"/>
+  </w:num>
+  <w:num w:numId="28" w16cid:durableId="286013711">
+    <w:abstractNumId w:val="10"/>
+  </w:num>
+  <w:num w:numId="29" w16cid:durableId="705181324">
+    <w:abstractNumId w:val="10"/>
+  </w:num>
+  <w:num w:numId="30" w16cid:durableId="1460613351">
+    <w:abstractNumId w:val="10"/>
   </w:num>
 </w:numbering>
 </file>
@@ -1772,15 +1717,15 @@
   </w:docDefaults>
   <w:latentStyles w:defLockedState="0" w:defUIPriority="99" w:defSemiHidden="0" w:defUnhideWhenUsed="0" w:defQFormat="0" w:count="376">
     <w:lsdException w:name="Normal" w:uiPriority="0" w:qFormat="1"/>
-    <w:lsdException w:name="heading 1" w:uiPriority="9" w:qFormat="1"/>
-    <w:lsdException w:name="heading 2" w:semiHidden="1" w:uiPriority="9" w:unhideWhenUsed="1" w:qFormat="1"/>
-    <w:lsdException w:name="heading 3" w:semiHidden="1" w:uiPriority="9" w:unhideWhenUsed="1" w:qFormat="1"/>
-    <w:lsdException w:name="heading 4" w:semiHidden="1" w:uiPriority="9" w:unhideWhenUsed="1" w:qFormat="1"/>
-    <w:lsdException w:name="heading 5" w:semiHidden="1" w:uiPriority="9" w:unhideWhenUsed="1" w:qFormat="1"/>
-    <w:lsdException w:name="heading 6" w:semiHidden="1" w:uiPriority="9" w:unhideWhenUsed="1" w:qFormat="1"/>
-    <w:lsdException w:name="heading 7" w:semiHidden="1" w:uiPriority="9" w:unhideWhenUsed="1" w:qFormat="1"/>
-    <w:lsdException w:name="heading 8" w:semiHidden="1" w:uiPriority="9" w:unhideWhenUsed="1" w:qFormat="1"/>
-    <w:lsdException w:name="heading 9" w:semiHidden="1" w:uiPriority="9" w:unhideWhenUsed="1" w:qFormat="1"/>
+    <w:lsdException w:name="heading 1" w:uiPriority="0" w:qFormat="1"/>
+    <w:lsdException w:name="heading 2" w:semiHidden="1" w:uiPriority="0" w:unhideWhenUsed="1" w:qFormat="1"/>
+    <w:lsdException w:name="heading 3" w:semiHidden="1" w:uiPriority="0" w:unhideWhenUsed="1" w:qFormat="1"/>
+    <w:lsdException w:name="heading 4" w:semiHidden="1" w:uiPriority="0" w:unhideWhenUsed="1" w:qFormat="1"/>
+    <w:lsdException w:name="heading 5" w:semiHidden="1" w:uiPriority="0" w:unhideWhenUsed="1" w:qFormat="1"/>
+    <w:lsdException w:name="heading 6" w:semiHidden="1" w:uiPriority="0" w:unhideWhenUsed="1" w:qFormat="1"/>
+    <w:lsdException w:name="heading 7" w:semiHidden="1" w:uiPriority="0" w:unhideWhenUsed="1" w:qFormat="1"/>
+    <w:lsdException w:name="heading 8" w:semiHidden="1" w:uiPriority="0" w:unhideWhenUsed="1" w:qFormat="1"/>
+    <w:lsdException w:name="heading 9" w:semiHidden="1" w:uiPriority="0" w:unhideWhenUsed="1" w:qFormat="1"/>
     <w:lsdException w:name="index 1" w:semiHidden="1" w:unhideWhenUsed="1"/>
     <w:lsdException w:name="index 2" w:semiHidden="1" w:unhideWhenUsed="1"/>
     <w:lsdException w:name="index 3" w:semiHidden="1" w:unhideWhenUsed="1"/>
@@ -2151,199 +2096,172 @@
   <w:style w:type="paragraph" w:default="1" w:styleId="Normal">
     <w:name w:val="Normal"/>
     <w:qFormat/>
-    <w:rsid w:val="0083569A"/>
+    <w:rsid w:val="00C60AD5"/>
+    <w:pPr>
+      <w:spacing w:after="240" w:line="276" w:lineRule="auto"/>
+    </w:pPr>
+    <w:rPr>
+      <w:rFonts w:cstheme="minorHAnsi"/>
+      <w:sz w:val="28"/>
+      <w:szCs w:val="28"/>
+    </w:rPr>
   </w:style>
   <w:style w:type="paragraph" w:styleId="Heading1">
     <w:name w:val="heading 1"/>
-    <w:basedOn w:val="Normal"/>
+    <w:basedOn w:val="NoSpacing"/>
     <w:next w:val="Normal"/>
     <w:link w:val="Heading1Char"/>
-    <w:uiPriority w:val="9"/>
     <w:qFormat/>
-    <w:rsid w:val="006D3D74"/>
+    <w:rsid w:val="00C60AD5"/>
     <w:pPr>
       <w:keepNext/>
-      <w:keepLines/>
-      <w:spacing w:before="240"/>
+      <w:spacing w:before="240" w:after="60"/>
       <w:outlineLvl w:val="0"/>
     </w:pPr>
     <w:rPr>
-      <w:rFonts w:asciiTheme="majorHAnsi" w:eastAsiaTheme="majorEastAsia" w:hAnsiTheme="majorHAnsi" w:cstheme="majorBidi"/>
-      <w:color w:val="1F4E79" w:themeColor="accent1" w:themeShade="80"/>
-      <w:sz w:val="32"/>
-      <w:szCs w:val="32"/>
+      <w:rFonts w:eastAsiaTheme="majorEastAsia"/>
+      <w:b/>
+      <w:kern w:val="28"/>
+      <w:sz w:val="56"/>
     </w:rPr>
   </w:style>
   <w:style w:type="paragraph" w:styleId="Heading2">
     <w:name w:val="heading 2"/>
-    <w:basedOn w:val="Normal"/>
+    <w:basedOn w:val="Heading1"/>
     <w:next w:val="Normal"/>
     <w:link w:val="Heading2Char"/>
-    <w:uiPriority w:val="9"/>
-    <w:unhideWhenUsed/>
     <w:qFormat/>
-    <w:rsid w:val="006D3D74"/>
+    <w:rsid w:val="00C60AD5"/>
     <w:pPr>
-      <w:keepNext/>
-      <w:keepLines/>
-      <w:spacing w:before="40"/>
+      <w:numPr>
+        <w:ilvl w:val="1"/>
+        <w:numId w:val="30"/>
+      </w:numPr>
       <w:outlineLvl w:val="1"/>
     </w:pPr>
     <w:rPr>
-      <w:rFonts w:asciiTheme="majorHAnsi" w:eastAsiaTheme="majorEastAsia" w:hAnsiTheme="majorHAnsi" w:cstheme="majorBidi"/>
-      <w:color w:val="1F4E79" w:themeColor="accent1" w:themeShade="80"/>
-      <w:sz w:val="26"/>
-      <w:szCs w:val="26"/>
+      <w:rFonts w:asciiTheme="majorHAnsi" w:hAnsiTheme="majorHAnsi"/>
+      <w:sz w:val="48"/>
+      <w:szCs w:val="48"/>
     </w:rPr>
   </w:style>
   <w:style w:type="paragraph" w:styleId="Heading3">
     <w:name w:val="heading 3"/>
-    <w:basedOn w:val="Normal"/>
+    <w:basedOn w:val="Heading2"/>
     <w:next w:val="Normal"/>
     <w:link w:val="Heading3Char"/>
-    <w:uiPriority w:val="9"/>
-    <w:unhideWhenUsed/>
     <w:qFormat/>
-    <w:rsid w:val="006D3D74"/>
+    <w:rsid w:val="00C60AD5"/>
     <w:pPr>
-      <w:keepNext/>
-      <w:keepLines/>
-      <w:spacing w:before="40"/>
       <w:outlineLvl w:val="2"/>
     </w:pPr>
     <w:rPr>
-      <w:rFonts w:asciiTheme="majorHAnsi" w:eastAsiaTheme="majorEastAsia" w:hAnsiTheme="majorHAnsi" w:cstheme="majorBidi"/>
-      <w:color w:val="1F4D78" w:themeColor="accent1" w:themeShade="7F"/>
+      <w:sz w:val="40"/>
+    </w:rPr>
+  </w:style>
+  <w:style w:type="paragraph" w:styleId="Heading4">
+    <w:name w:val="heading 4"/>
+    <w:basedOn w:val="Heading3"/>
+    <w:next w:val="Normal"/>
+    <w:link w:val="Heading4Char"/>
+    <w:qFormat/>
+    <w:rsid w:val="00C60AD5"/>
+    <w:pPr>
+      <w:numPr>
+        <w:ilvl w:val="3"/>
+      </w:numPr>
+      <w:outlineLvl w:val="3"/>
+    </w:pPr>
+    <w:rPr>
+      <w:sz w:val="32"/>
+    </w:rPr>
+  </w:style>
+  <w:style w:type="paragraph" w:styleId="Heading5">
+    <w:name w:val="heading 5"/>
+    <w:basedOn w:val="Heading4"/>
+    <w:next w:val="Normal"/>
+    <w:link w:val="Heading5Char"/>
+    <w:qFormat/>
+    <w:rsid w:val="00C60AD5"/>
+    <w:pPr>
+      <w:numPr>
+        <w:ilvl w:val="4"/>
+      </w:numPr>
+      <w:outlineLvl w:val="4"/>
+    </w:pPr>
+    <w:rPr>
+      <w:sz w:val="28"/>
+    </w:rPr>
+  </w:style>
+  <w:style w:type="paragraph" w:styleId="Heading6">
+    <w:name w:val="heading 6"/>
+    <w:basedOn w:val="Heading5"/>
+    <w:next w:val="Normal"/>
+    <w:link w:val="Heading6Char"/>
+    <w:qFormat/>
+    <w:rsid w:val="00C60AD5"/>
+    <w:pPr>
+      <w:numPr>
+        <w:ilvl w:val="5"/>
+      </w:numPr>
+      <w:outlineLvl w:val="5"/>
+    </w:pPr>
+    <w:rPr>
+      <w:bCs/>
       <w:sz w:val="24"/>
       <w:szCs w:val="24"/>
-    </w:rPr>
-  </w:style>
-  <w:style w:type="paragraph" w:styleId="Heading4">
-    <w:name w:val="heading 4"/>
-    <w:basedOn w:val="Normal"/>
+      <w:u w:val="single"/>
+    </w:rPr>
+  </w:style>
+  <w:style w:type="paragraph" w:styleId="Heading7">
+    <w:name w:val="heading 7"/>
+    <w:basedOn w:val="Heading6"/>
     <w:next w:val="Normal"/>
-    <w:link w:val="Heading4Char"/>
-    <w:uiPriority w:val="9"/>
-    <w:unhideWhenUsed/>
+    <w:link w:val="Heading7Char"/>
     <w:qFormat/>
-    <w:rsid w:val="006D3D74"/>
+    <w:rsid w:val="00C60AD5"/>
     <w:pPr>
-      <w:keepNext/>
-      <w:keepLines/>
-      <w:spacing w:before="40"/>
-      <w:outlineLvl w:val="3"/>
+      <w:keepNext w:val="0"/>
+      <w:numPr>
+        <w:ilvl w:val="0"/>
+        <w:numId w:val="0"/>
+      </w:numPr>
+      <w:outlineLvl w:val="6"/>
     </w:pPr>
     <w:rPr>
-      <w:rFonts w:asciiTheme="majorHAnsi" w:eastAsiaTheme="majorEastAsia" w:hAnsiTheme="majorHAnsi" w:cstheme="majorBidi"/>
+      <w:b w:val="0"/>
+      <w:kern w:val="0"/>
+    </w:rPr>
+  </w:style>
+  <w:style w:type="paragraph" w:styleId="Heading8">
+    <w:name w:val="heading 8"/>
+    <w:basedOn w:val="Heading6"/>
+    <w:next w:val="Normal"/>
+    <w:link w:val="Heading8Char"/>
+    <w:qFormat/>
+    <w:rsid w:val="00C60AD5"/>
+    <w:pPr>
+      <w:outlineLvl w:val="7"/>
+    </w:pPr>
+    <w:rPr>
       <w:i/>
       <w:iCs/>
-      <w:color w:val="1F4E79" w:themeColor="accent1" w:themeShade="80"/>
-    </w:rPr>
-  </w:style>
-  <w:style w:type="paragraph" w:styleId="Heading5">
-    <w:name w:val="heading 5"/>
-    <w:basedOn w:val="Normal"/>
-    <w:next w:val="Normal"/>
-    <w:link w:val="Heading5Char"/>
-    <w:uiPriority w:val="9"/>
-    <w:unhideWhenUsed/>
-    <w:qFormat/>
-    <w:rsid w:val="006D3D74"/>
-    <w:pPr>
-      <w:keepNext/>
-      <w:keepLines/>
-      <w:spacing w:before="40"/>
-      <w:outlineLvl w:val="4"/>
-    </w:pPr>
-    <w:rPr>
-      <w:rFonts w:asciiTheme="majorHAnsi" w:eastAsiaTheme="majorEastAsia" w:hAnsiTheme="majorHAnsi" w:cstheme="majorBidi"/>
-      <w:color w:val="1F4E79" w:themeColor="accent1" w:themeShade="80"/>
-    </w:rPr>
-  </w:style>
-  <w:style w:type="paragraph" w:styleId="Heading6">
-    <w:name w:val="heading 6"/>
-    <w:basedOn w:val="Normal"/>
-    <w:next w:val="Normal"/>
-    <w:link w:val="Heading6Char"/>
-    <w:uiPriority w:val="9"/>
-    <w:unhideWhenUsed/>
-    <w:qFormat/>
-    <w:rsid w:val="006D3D74"/>
-    <w:pPr>
-      <w:keepNext/>
-      <w:keepLines/>
-      <w:spacing w:before="40"/>
-      <w:outlineLvl w:val="5"/>
-    </w:pPr>
-    <w:rPr>
-      <w:rFonts w:asciiTheme="majorHAnsi" w:eastAsiaTheme="majorEastAsia" w:hAnsiTheme="majorHAnsi" w:cstheme="majorBidi"/>
-      <w:color w:val="1F4D78" w:themeColor="accent1" w:themeShade="7F"/>
-    </w:rPr>
-  </w:style>
-  <w:style w:type="paragraph" w:styleId="Heading7">
-    <w:name w:val="heading 7"/>
-    <w:basedOn w:val="Normal"/>
-    <w:next w:val="Normal"/>
-    <w:link w:val="Heading7Char"/>
-    <w:uiPriority w:val="9"/>
-    <w:unhideWhenUsed/>
-    <w:qFormat/>
-    <w:rsid w:val="006D3D74"/>
-    <w:pPr>
-      <w:keepNext/>
-      <w:keepLines/>
-      <w:spacing w:before="40"/>
-      <w:outlineLvl w:val="6"/>
-    </w:pPr>
-    <w:rPr>
-      <w:rFonts w:asciiTheme="majorHAnsi" w:eastAsiaTheme="majorEastAsia" w:hAnsiTheme="majorHAnsi" w:cstheme="majorBidi"/>
-      <w:i/>
-      <w:iCs/>
-      <w:color w:val="1F4D78" w:themeColor="accent1" w:themeShade="7F"/>
-    </w:rPr>
-  </w:style>
-  <w:style w:type="paragraph" w:styleId="Heading8">
-    <w:name w:val="heading 8"/>
-    <w:basedOn w:val="Normal"/>
-    <w:next w:val="Normal"/>
-    <w:link w:val="Heading8Char"/>
-    <w:uiPriority w:val="9"/>
-    <w:unhideWhenUsed/>
-    <w:qFormat/>
-    <w:rsid w:val="006D3D74"/>
-    <w:pPr>
-      <w:keepNext/>
-      <w:keepLines/>
-      <w:spacing w:before="40"/>
-      <w:outlineLvl w:val="7"/>
-    </w:pPr>
-    <w:rPr>
-      <w:rFonts w:asciiTheme="majorHAnsi" w:eastAsiaTheme="majorEastAsia" w:hAnsiTheme="majorHAnsi" w:cstheme="majorBidi"/>
-      <w:color w:val="272727" w:themeColor="text1" w:themeTint="D8"/>
-      <w:szCs w:val="21"/>
+      <w:u w:val="none"/>
     </w:rPr>
   </w:style>
   <w:style w:type="paragraph" w:styleId="Heading9">
     <w:name w:val="heading 9"/>
-    <w:basedOn w:val="Normal"/>
+    <w:basedOn w:val="Heading8"/>
     <w:next w:val="Normal"/>
     <w:link w:val="Heading9Char"/>
-    <w:uiPriority w:val="9"/>
-    <w:unhideWhenUsed/>
     <w:qFormat/>
-    <w:rsid w:val="006D3D74"/>
+    <w:rsid w:val="00C60AD5"/>
     <w:pPr>
-      <w:keepNext/>
-      <w:keepLines/>
-      <w:spacing w:before="40"/>
       <w:outlineLvl w:val="8"/>
     </w:pPr>
     <w:rPr>
-      <w:rFonts w:asciiTheme="majorHAnsi" w:eastAsiaTheme="majorEastAsia" w:hAnsiTheme="majorHAnsi" w:cstheme="majorBidi"/>
-      <w:i/>
-      <w:iCs/>
-      <w:color w:val="272727" w:themeColor="text1" w:themeTint="D8"/>
-      <w:szCs w:val="21"/>
+      <w:b w:val="0"/>
+      <w:bCs w:val="0"/>
     </w:rPr>
   </w:style>
   <w:style w:type="character" w:default="1" w:styleId="DefaultParagraphFont">
@@ -2377,128 +2295,141 @@
     <w:name w:val="Heading 1 Char"/>
     <w:basedOn w:val="DefaultParagraphFont"/>
     <w:link w:val="Heading1"/>
-    <w:uiPriority w:val="9"/>
-    <w:rsid w:val="006D3D74"/>
-    <w:rPr>
-      <w:rFonts w:asciiTheme="majorHAnsi" w:eastAsiaTheme="majorEastAsia" w:hAnsiTheme="majorHAnsi" w:cstheme="majorBidi"/>
-      <w:color w:val="1F4E79" w:themeColor="accent1" w:themeShade="80"/>
-      <w:sz w:val="32"/>
-      <w:szCs w:val="32"/>
+    <w:rsid w:val="00C60AD5"/>
+    <w:rPr>
+      <w:rFonts w:eastAsiaTheme="majorEastAsia" w:cstheme="minorHAnsi"/>
+      <w:b/>
+      <w:kern w:val="28"/>
+      <w:sz w:val="56"/>
+      <w:szCs w:val="28"/>
     </w:rPr>
   </w:style>
   <w:style w:type="character" w:customStyle="1" w:styleId="Heading2Char">
     <w:name w:val="Heading 2 Char"/>
     <w:basedOn w:val="DefaultParagraphFont"/>
     <w:link w:val="Heading2"/>
-    <w:uiPriority w:val="9"/>
-    <w:rsid w:val="006D3D74"/>
-    <w:rPr>
-      <w:rFonts w:asciiTheme="majorHAnsi" w:eastAsiaTheme="majorEastAsia" w:hAnsiTheme="majorHAnsi" w:cstheme="majorBidi"/>
-      <w:color w:val="1F4E79" w:themeColor="accent1" w:themeShade="80"/>
-      <w:sz w:val="26"/>
-      <w:szCs w:val="26"/>
+    <w:rsid w:val="00C60AD5"/>
+    <w:rPr>
+      <w:rFonts w:asciiTheme="majorHAnsi" w:eastAsiaTheme="majorEastAsia" w:hAnsiTheme="majorHAnsi" w:cstheme="minorHAnsi"/>
+      <w:b/>
+      <w:kern w:val="28"/>
+      <w:sz w:val="48"/>
+      <w:szCs w:val="48"/>
     </w:rPr>
   </w:style>
   <w:style w:type="character" w:customStyle="1" w:styleId="Heading3Char">
     <w:name w:val="Heading 3 Char"/>
     <w:basedOn w:val="DefaultParagraphFont"/>
     <w:link w:val="Heading3"/>
-    <w:uiPriority w:val="9"/>
-    <w:rPr>
-      <w:rFonts w:asciiTheme="majorHAnsi" w:eastAsiaTheme="majorEastAsia" w:hAnsiTheme="majorHAnsi" w:cstheme="majorBidi"/>
-      <w:color w:val="1F4D78" w:themeColor="accent1" w:themeShade="7F"/>
-      <w:sz w:val="24"/>
-      <w:szCs w:val="24"/>
+    <w:rsid w:val="00C60AD5"/>
+    <w:rPr>
+      <w:rFonts w:asciiTheme="majorHAnsi" w:eastAsiaTheme="majorEastAsia" w:hAnsiTheme="majorHAnsi" w:cstheme="minorHAnsi"/>
+      <w:b/>
+      <w:kern w:val="28"/>
+      <w:sz w:val="40"/>
+      <w:szCs w:val="48"/>
     </w:rPr>
   </w:style>
   <w:style w:type="character" w:customStyle="1" w:styleId="Heading4Char">
     <w:name w:val="Heading 4 Char"/>
     <w:basedOn w:val="DefaultParagraphFont"/>
     <w:link w:val="Heading4"/>
-    <w:uiPriority w:val="9"/>
-    <w:rsid w:val="006D3D74"/>
-    <w:rPr>
-      <w:rFonts w:asciiTheme="majorHAnsi" w:eastAsiaTheme="majorEastAsia" w:hAnsiTheme="majorHAnsi" w:cstheme="majorBidi"/>
-      <w:i/>
-      <w:iCs/>
-      <w:color w:val="1F4E79" w:themeColor="accent1" w:themeShade="80"/>
+    <w:rsid w:val="00C60AD5"/>
+    <w:rPr>
+      <w:rFonts w:asciiTheme="majorHAnsi" w:eastAsiaTheme="majorEastAsia" w:hAnsiTheme="majorHAnsi" w:cstheme="minorHAnsi"/>
+      <w:b/>
+      <w:kern w:val="28"/>
+      <w:sz w:val="32"/>
+      <w:szCs w:val="48"/>
     </w:rPr>
   </w:style>
   <w:style w:type="character" w:customStyle="1" w:styleId="Heading5Char">
     <w:name w:val="Heading 5 Char"/>
     <w:basedOn w:val="DefaultParagraphFont"/>
     <w:link w:val="Heading5"/>
-    <w:uiPriority w:val="9"/>
-    <w:rsid w:val="006D3D74"/>
-    <w:rPr>
-      <w:rFonts w:asciiTheme="majorHAnsi" w:eastAsiaTheme="majorEastAsia" w:hAnsiTheme="majorHAnsi" w:cstheme="majorBidi"/>
-      <w:color w:val="1F4E79" w:themeColor="accent1" w:themeShade="80"/>
+    <w:rsid w:val="00C60AD5"/>
+    <w:rPr>
+      <w:rFonts w:asciiTheme="majorHAnsi" w:eastAsiaTheme="majorEastAsia" w:hAnsiTheme="majorHAnsi" w:cstheme="minorHAnsi"/>
+      <w:b/>
+      <w:kern w:val="28"/>
+      <w:sz w:val="28"/>
+      <w:szCs w:val="48"/>
     </w:rPr>
   </w:style>
   <w:style w:type="character" w:customStyle="1" w:styleId="Heading6Char">
     <w:name w:val="Heading 6 Char"/>
     <w:basedOn w:val="DefaultParagraphFont"/>
     <w:link w:val="Heading6"/>
-    <w:uiPriority w:val="9"/>
-    <w:rPr>
-      <w:rFonts w:asciiTheme="majorHAnsi" w:eastAsiaTheme="majorEastAsia" w:hAnsiTheme="majorHAnsi" w:cstheme="majorBidi"/>
-      <w:color w:val="1F4D78" w:themeColor="accent1" w:themeShade="7F"/>
+    <w:rsid w:val="00C60AD5"/>
+    <w:rPr>
+      <w:rFonts w:asciiTheme="majorHAnsi" w:eastAsiaTheme="majorEastAsia" w:hAnsiTheme="majorHAnsi" w:cstheme="minorHAnsi"/>
+      <w:b/>
+      <w:bCs/>
+      <w:kern w:val="28"/>
+      <w:sz w:val="24"/>
+      <w:szCs w:val="24"/>
+      <w:u w:val="single"/>
     </w:rPr>
   </w:style>
   <w:style w:type="character" w:customStyle="1" w:styleId="Heading7Char">
     <w:name w:val="Heading 7 Char"/>
     <w:basedOn w:val="DefaultParagraphFont"/>
     <w:link w:val="Heading7"/>
-    <w:uiPriority w:val="9"/>
-    <w:rPr>
-      <w:rFonts w:asciiTheme="majorHAnsi" w:eastAsiaTheme="majorEastAsia" w:hAnsiTheme="majorHAnsi" w:cstheme="majorBidi"/>
-      <w:i/>
-      <w:iCs/>
-      <w:color w:val="1F4D78" w:themeColor="accent1" w:themeShade="7F"/>
+    <w:rsid w:val="00C60AD5"/>
+    <w:rPr>
+      <w:rFonts w:asciiTheme="majorHAnsi" w:eastAsiaTheme="majorEastAsia" w:hAnsiTheme="majorHAnsi" w:cstheme="minorHAnsi"/>
+      <w:bCs/>
+      <w:sz w:val="24"/>
+      <w:szCs w:val="24"/>
+      <w:u w:val="single"/>
     </w:rPr>
   </w:style>
   <w:style w:type="character" w:customStyle="1" w:styleId="Heading8Char">
     <w:name w:val="Heading 8 Char"/>
     <w:basedOn w:val="DefaultParagraphFont"/>
     <w:link w:val="Heading8"/>
-    <w:uiPriority w:val="9"/>
-    <w:rsid w:val="00645252"/>
-    <w:rPr>
-      <w:rFonts w:asciiTheme="majorHAnsi" w:eastAsiaTheme="majorEastAsia" w:hAnsiTheme="majorHAnsi" w:cstheme="majorBidi"/>
-      <w:color w:val="272727" w:themeColor="text1" w:themeTint="D8"/>
-      <w:szCs w:val="21"/>
+    <w:rsid w:val="00C60AD5"/>
+    <w:rPr>
+      <w:rFonts w:asciiTheme="majorHAnsi" w:eastAsiaTheme="majorEastAsia" w:hAnsiTheme="majorHAnsi" w:cstheme="minorHAnsi"/>
+      <w:b/>
+      <w:bCs/>
+      <w:i/>
+      <w:iCs/>
+      <w:kern w:val="28"/>
+      <w:sz w:val="24"/>
+      <w:szCs w:val="24"/>
     </w:rPr>
   </w:style>
   <w:style w:type="character" w:customStyle="1" w:styleId="Heading9Char">
     <w:name w:val="Heading 9 Char"/>
     <w:basedOn w:val="DefaultParagraphFont"/>
     <w:link w:val="Heading9"/>
-    <w:uiPriority w:val="9"/>
-    <w:rsid w:val="00645252"/>
-    <w:rPr>
-      <w:rFonts w:asciiTheme="majorHAnsi" w:eastAsiaTheme="majorEastAsia" w:hAnsiTheme="majorHAnsi" w:cstheme="majorBidi"/>
+    <w:rsid w:val="00C60AD5"/>
+    <w:rPr>
+      <w:rFonts w:asciiTheme="majorHAnsi" w:eastAsiaTheme="majorEastAsia" w:hAnsiTheme="majorHAnsi" w:cstheme="minorHAnsi"/>
       <w:i/>
       <w:iCs/>
-      <w:color w:val="272727" w:themeColor="text1" w:themeTint="D8"/>
-      <w:szCs w:val="21"/>
+      <w:kern w:val="28"/>
+      <w:sz w:val="24"/>
+      <w:szCs w:val="24"/>
     </w:rPr>
   </w:style>
   <w:style w:type="paragraph" w:styleId="Title">
     <w:name w:val="Title"/>
-    <w:basedOn w:val="Normal"/>
+    <w:basedOn w:val="NoSpacing"/>
     <w:next w:val="Normal"/>
     <w:link w:val="TitleChar"/>
     <w:uiPriority w:val="10"/>
     <w:qFormat/>
-    <w:pPr>
-      <w:contextualSpacing/>
-    </w:pPr>
+    <w:rsid w:val="00C60AD5"/>
     <w:rPr>
       <w:rFonts w:asciiTheme="majorHAnsi" w:eastAsiaTheme="majorEastAsia" w:hAnsiTheme="majorHAnsi" w:cstheme="majorBidi"/>
+      <w:b/>
+      <w:bCs/>
       <w:spacing w:val="-10"/>
       <w:kern w:val="28"/>
-      <w:sz w:val="56"/>
-      <w:szCs w:val="56"/>
+      <w:sz w:val="72"/>
+      <w:szCs w:val="72"/>
     </w:rPr>
   </w:style>
   <w:style w:type="character" w:customStyle="1" w:styleId="TitleChar">
@@ -2506,30 +2437,30 @@
     <w:basedOn w:val="DefaultParagraphFont"/>
     <w:link w:val="Title"/>
     <w:uiPriority w:val="10"/>
+    <w:rsid w:val="00C60AD5"/>
     <w:rPr>
       <w:rFonts w:asciiTheme="majorHAnsi" w:eastAsiaTheme="majorEastAsia" w:hAnsiTheme="majorHAnsi" w:cstheme="majorBidi"/>
+      <w:b/>
+      <w:bCs/>
       <w:spacing w:val="-10"/>
       <w:kern w:val="28"/>
-      <w:sz w:val="56"/>
-      <w:szCs w:val="56"/>
+      <w:sz w:val="72"/>
+      <w:szCs w:val="72"/>
     </w:rPr>
   </w:style>
   <w:style w:type="paragraph" w:styleId="Subtitle">
     <w:name w:val="Subtitle"/>
-    <w:basedOn w:val="Normal"/>
+    <w:basedOn w:val="Title"/>
     <w:next w:val="Normal"/>
     <w:link w:val="SubtitleChar"/>
     <w:uiPriority w:val="11"/>
     <w:qFormat/>
-    <w:pPr>
-      <w:numPr>
-        <w:ilvl w:val="1"/>
-      </w:numPr>
-    </w:pPr>
-    <w:rPr>
-      <w:rFonts w:eastAsiaTheme="minorEastAsia"/>
-      <w:color w:val="5A5A5A" w:themeColor="text1" w:themeTint="A5"/>
-      <w:spacing w:val="15"/>
+    <w:rsid w:val="00C60AD5"/>
+    <w:rPr>
+      <w:b w:val="0"/>
+      <w:bCs w:val="0"/>
+      <w:color w:val="7F7F7F" w:themeColor="text1" w:themeTint="80"/>
+      <w:vertAlign w:val="superscript"/>
     </w:rPr>
   </w:style>
   <w:style w:type="character" w:customStyle="1" w:styleId="SubtitleChar">
@@ -2537,50 +2468,66 @@
     <w:basedOn w:val="DefaultParagraphFont"/>
     <w:link w:val="Subtitle"/>
     <w:uiPriority w:val="11"/>
-    <w:rPr>
-      <w:rFonts w:eastAsiaTheme="minorEastAsia"/>
-      <w:color w:val="5A5A5A" w:themeColor="text1" w:themeTint="A5"/>
-      <w:spacing w:val="15"/>
+    <w:rsid w:val="00C60AD5"/>
+    <w:rPr>
+      <w:rFonts w:asciiTheme="majorHAnsi" w:eastAsiaTheme="majorEastAsia" w:hAnsiTheme="majorHAnsi" w:cstheme="majorBidi"/>
+      <w:color w:val="7F7F7F" w:themeColor="text1" w:themeTint="80"/>
+      <w:spacing w:val="-10"/>
+      <w:kern w:val="28"/>
+      <w:sz w:val="72"/>
+      <w:szCs w:val="72"/>
+      <w:vertAlign w:val="superscript"/>
     </w:rPr>
   </w:style>
   <w:style w:type="character" w:styleId="SubtleEmphasis">
     <w:name w:val="Subtle Emphasis"/>
-    <w:basedOn w:val="DefaultParagraphFont"/>
+    <w:basedOn w:val="Emphasis"/>
     <w:uiPriority w:val="19"/>
     <w:qFormat/>
-    <w:rPr>
+    <w:rsid w:val="00C60AD5"/>
+    <w:rPr>
+      <w:rFonts w:asciiTheme="minorHAnsi" w:hAnsiTheme="minorHAnsi" w:cs="Calibri Light"/>
       <w:i/>
       <w:iCs/>
-      <w:color w:val="404040" w:themeColor="text1" w:themeTint="BF"/>
+      <w:color w:val="7F7F7F" w:themeColor="text1" w:themeTint="80"/>
+      <w:sz w:val="28"/>
+      <w:szCs w:val="28"/>
     </w:rPr>
   </w:style>
   <w:style w:type="character" w:styleId="Emphasis">
     <w:name w:val="Emphasis"/>
-    <w:basedOn w:val="DefaultParagraphFont"/>
     <w:uiPriority w:val="20"/>
     <w:qFormat/>
-    <w:rPr>
+    <w:rsid w:val="00C60AD5"/>
+    <w:rPr>
+      <w:rFonts w:asciiTheme="minorHAnsi" w:hAnsiTheme="minorHAnsi" w:cstheme="minorHAnsi"/>
       <w:i/>
       <w:iCs/>
+      <w:sz w:val="28"/>
+      <w:szCs w:val="28"/>
     </w:rPr>
   </w:style>
   <w:style w:type="character" w:styleId="IntenseEmphasis">
     <w:name w:val="Intense Emphasis"/>
-    <w:basedOn w:val="DefaultParagraphFont"/>
+    <w:basedOn w:val="Emphasis"/>
     <w:uiPriority w:val="21"/>
     <w:qFormat/>
-    <w:rsid w:val="00645252"/>
-    <w:rPr>
+    <w:rsid w:val="00C60AD5"/>
+    <w:rPr>
+      <w:rFonts w:asciiTheme="minorHAnsi" w:hAnsiTheme="minorHAnsi" w:cstheme="minorHAnsi"/>
+      <w:b/>
+      <w:bCs/>
       <w:i/>
       <w:iCs/>
-      <w:color w:val="1F4E79" w:themeColor="accent1" w:themeShade="80"/>
+      <w:sz w:val="28"/>
+      <w:szCs w:val="28"/>
     </w:rPr>
   </w:style>
   <w:style w:type="character" w:styleId="Strong">
     <w:name w:val="Strong"/>
-    <w:basedOn w:val="DefaultParagraphFont"/>
     <w:uiPriority w:val="22"/>
     <w:qFormat/>
+    <w:rsid w:val="00C60AD5"/>
     <w:rPr>
       <w:b/>
       <w:bCs/>
@@ -2593,49 +2540,47 @@
     <w:link w:val="QuoteChar"/>
     <w:uiPriority w:val="29"/>
     <w:qFormat/>
+    <w:rsid w:val="00C60AD5"/>
     <w:pPr>
-      <w:spacing w:before="200"/>
-      <w:ind w:left="864" w:right="864"/>
-      <w:jc w:val="center"/>
+      <w:keepLines/>
+      <w:pageBreakBefore/>
+      <w:pBdr>
+        <w:left w:val="single" w:sz="4" w:space="7" w:color="auto"/>
+      </w:pBdr>
+      <w:spacing w:before="120" w:after="120"/>
+      <w:ind w:left="360"/>
+      <w:contextualSpacing/>
+      <w:mirrorIndents/>
     </w:pPr>
-    <w:rPr>
-      <w:i/>
-      <w:iCs/>
-      <w:color w:val="404040" w:themeColor="text1" w:themeTint="BF"/>
-    </w:rPr>
   </w:style>
   <w:style w:type="character" w:customStyle="1" w:styleId="QuoteChar">
     <w:name w:val="Quote Char"/>
     <w:basedOn w:val="DefaultParagraphFont"/>
     <w:link w:val="Quote"/>
     <w:uiPriority w:val="29"/>
-    <w:rPr>
-      <w:i/>
-      <w:iCs/>
-      <w:color w:val="404040" w:themeColor="text1" w:themeTint="BF"/>
+    <w:rsid w:val="00C60AD5"/>
+    <w:rPr>
+      <w:rFonts w:cstheme="minorHAnsi"/>
+      <w:sz w:val="28"/>
+      <w:szCs w:val="28"/>
     </w:rPr>
   </w:style>
   <w:style w:type="paragraph" w:styleId="IntenseQuote">
     <w:name w:val="Intense Quote"/>
-    <w:basedOn w:val="Normal"/>
+    <w:basedOn w:val="Quote"/>
     <w:next w:val="Normal"/>
     <w:link w:val="IntenseQuoteChar"/>
     <w:uiPriority w:val="30"/>
     <w:qFormat/>
-    <w:rsid w:val="00645252"/>
+    <w:rsid w:val="00C60AD5"/>
     <w:pPr>
       <w:pBdr>
-        <w:top w:val="single" w:sz="4" w:space="10" w:color="1F4E79" w:themeColor="accent1" w:themeShade="80"/>
-        <w:bottom w:val="single" w:sz="4" w:space="10" w:color="1F4E79" w:themeColor="accent1" w:themeShade="80"/>
+        <w:left w:val="single" w:sz="18" w:space="7" w:color="auto"/>
       </w:pBdr>
-      <w:spacing w:before="360" w:after="360"/>
-      <w:ind w:left="864" w:right="864"/>
-      <w:jc w:val="center"/>
     </w:pPr>
     <w:rPr>
-      <w:i/>
-      <w:iCs/>
-      <w:color w:val="1F4E79" w:themeColor="accent1" w:themeShade="80"/>
+      <w:b/>
+      <w:bCs/>
     </w:rPr>
   </w:style>
   <w:style w:type="character" w:customStyle="1" w:styleId="IntenseQuoteChar">
@@ -2643,36 +2588,40 @@
     <w:basedOn w:val="DefaultParagraphFont"/>
     <w:link w:val="IntenseQuote"/>
     <w:uiPriority w:val="30"/>
-    <w:rsid w:val="00645252"/>
-    <w:rPr>
-      <w:i/>
-      <w:iCs/>
-      <w:color w:val="1F4E79" w:themeColor="accent1" w:themeShade="80"/>
+    <w:rsid w:val="00C60AD5"/>
+    <w:rPr>
+      <w:rFonts w:cstheme="minorHAnsi"/>
+      <w:b/>
+      <w:bCs/>
+      <w:sz w:val="28"/>
+      <w:szCs w:val="28"/>
     </w:rPr>
   </w:style>
   <w:style w:type="character" w:styleId="SubtleReference">
     <w:name w:val="Subtle Reference"/>
-    <w:basedOn w:val="DefaultParagraphFont"/>
     <w:uiPriority w:val="31"/>
     <w:qFormat/>
-    <w:rPr>
-      <w:smallCaps/>
-      <w:color w:val="5A5A5A" w:themeColor="text1" w:themeTint="A5"/>
+    <w:rsid w:val="00C60AD5"/>
+    <w:rPr>
+      <w:caps/>
+      <w:color w:val="7F7F7F" w:themeColor="text1" w:themeTint="80"/>
+      <w:sz w:val="22"/>
+      <w:szCs w:val="22"/>
     </w:rPr>
   </w:style>
   <w:style w:type="character" w:styleId="IntenseReference">
     <w:name w:val="Intense Reference"/>
-    <w:basedOn w:val="DefaultParagraphFont"/>
+    <w:basedOn w:val="SubtleReference"/>
     <w:uiPriority w:val="32"/>
     <w:qFormat/>
-    <w:rsid w:val="00645252"/>
+    <w:rsid w:val="00C60AD5"/>
     <w:rPr>
       <w:b/>
       <w:bCs/>
-      <w:caps w:val="0"/>
-      <w:smallCaps/>
-      <w:color w:val="1F4E79" w:themeColor="accent1" w:themeShade="80"/>
-      <w:spacing w:val="5"/>
+      <w:caps/>
+      <w:color w:val="7F7F7F" w:themeColor="text1" w:themeTint="80"/>
+      <w:sz w:val="22"/>
+      <w:szCs w:val="22"/>
     </w:rPr>
   </w:style>
   <w:style w:type="character" w:styleId="BookTitle">
@@ -2680,6 +2629,7 @@
     <w:basedOn w:val="DefaultParagraphFont"/>
     <w:uiPriority w:val="33"/>
     <w:qFormat/>
+    <w:rsid w:val="00C60AD5"/>
     <w:rPr>
       <w:b/>
       <w:bCs/>
@@ -2716,7 +2666,7 @@
     <w:uiPriority w:val="35"/>
     <w:unhideWhenUsed/>
     <w:qFormat/>
-    <w:rsid w:val="00645252"/>
+    <w:rsid w:val="00C60AD5"/>
     <w:pPr>
       <w:spacing w:after="200"/>
     </w:pPr>
@@ -3156,6 +3106,138 @@
       <w:spacing w:after="120"/>
       <w:ind w:left="1757"/>
     </w:pPr>
+  </w:style>
+  <w:style w:type="paragraph" w:customStyle="1" w:styleId="Subheading1">
+    <w:name w:val="Subheading 1"/>
+    <w:basedOn w:val="Heading1"/>
+    <w:next w:val="Normal"/>
+    <w:link w:val="Subheading1Char"/>
+    <w:qFormat/>
+    <w:rsid w:val="00C60AD5"/>
+    <w:pPr>
+      <w:spacing w:before="0" w:after="0" w:line="240" w:lineRule="auto"/>
+      <w:contextualSpacing/>
+    </w:pPr>
+    <w:rPr>
+      <w:rFonts w:asciiTheme="majorHAnsi" w:eastAsiaTheme="minorHAnsi" w:hAnsiTheme="majorHAnsi"/>
+      <w:sz w:val="48"/>
+      <w:szCs w:val="48"/>
+      <w:vertAlign w:val="superscript"/>
+    </w:rPr>
+  </w:style>
+  <w:style w:type="character" w:customStyle="1" w:styleId="Subheading1Char">
+    <w:name w:val="Subheading 1 Char"/>
+    <w:basedOn w:val="DefaultParagraphFont"/>
+    <w:link w:val="Subheading1"/>
+    <w:rsid w:val="00C60AD5"/>
+    <w:rPr>
+      <w:rFonts w:asciiTheme="majorHAnsi" w:hAnsiTheme="majorHAnsi" w:cstheme="minorHAnsi"/>
+      <w:b/>
+      <w:kern w:val="28"/>
+      <w:sz w:val="48"/>
+      <w:szCs w:val="48"/>
+      <w:vertAlign w:val="superscript"/>
+    </w:rPr>
+  </w:style>
+  <w:style w:type="paragraph" w:customStyle="1" w:styleId="Subheading2">
+    <w:name w:val="Subheading 2"/>
+    <w:basedOn w:val="Subheading1"/>
+    <w:next w:val="Normal"/>
+    <w:link w:val="Subheading2Char"/>
+    <w:qFormat/>
+    <w:rsid w:val="00C60AD5"/>
+  </w:style>
+  <w:style w:type="character" w:customStyle="1" w:styleId="Subheading2Char">
+    <w:name w:val="Subheading 2 Char"/>
+    <w:basedOn w:val="Subheading1Char"/>
+    <w:link w:val="Subheading2"/>
+    <w:rsid w:val="00C60AD5"/>
+    <w:rPr>
+      <w:rFonts w:asciiTheme="majorHAnsi" w:hAnsiTheme="majorHAnsi" w:cstheme="minorHAnsi"/>
+      <w:b/>
+      <w:kern w:val="28"/>
+      <w:sz w:val="48"/>
+      <w:szCs w:val="48"/>
+      <w:vertAlign w:val="superscript"/>
+    </w:rPr>
+  </w:style>
+  <w:style w:type="paragraph" w:customStyle="1" w:styleId="Subheading3">
+    <w:name w:val="Subheading 3"/>
+    <w:basedOn w:val="Subheading2"/>
+    <w:next w:val="Normal"/>
+    <w:link w:val="Subheading3Char"/>
+    <w:qFormat/>
+    <w:rsid w:val="00C60AD5"/>
+    <w:rPr>
+      <w:sz w:val="40"/>
+      <w:szCs w:val="40"/>
+    </w:rPr>
+  </w:style>
+  <w:style w:type="character" w:customStyle="1" w:styleId="Subheading3Char">
+    <w:name w:val="Subheading 3 Char"/>
+    <w:basedOn w:val="Subheading2Char"/>
+    <w:link w:val="Subheading3"/>
+    <w:rsid w:val="00C60AD5"/>
+    <w:rPr>
+      <w:rFonts w:asciiTheme="majorHAnsi" w:hAnsiTheme="majorHAnsi" w:cstheme="minorHAnsi"/>
+      <w:b/>
+      <w:kern w:val="28"/>
+      <w:sz w:val="40"/>
+      <w:szCs w:val="40"/>
+      <w:vertAlign w:val="superscript"/>
+    </w:rPr>
+  </w:style>
+  <w:style w:type="paragraph" w:customStyle="1" w:styleId="Suptitle">
+    <w:name w:val="Suptitle"/>
+    <w:basedOn w:val="Subtitle"/>
+    <w:link w:val="SuptitleChar"/>
+    <w:qFormat/>
+    <w:rsid w:val="00C60AD5"/>
+    <w:pPr>
+      <w:spacing w:before="240" w:line="240" w:lineRule="auto"/>
+    </w:pPr>
+    <w:rPr>
+      <w:vertAlign w:val="subscript"/>
+    </w:rPr>
+  </w:style>
+  <w:style w:type="character" w:customStyle="1" w:styleId="SuptitleChar">
+    <w:name w:val="Suptitle Char"/>
+    <w:basedOn w:val="SubtitleChar"/>
+    <w:link w:val="Suptitle"/>
+    <w:rsid w:val="00C60AD5"/>
+    <w:rPr>
+      <w:rFonts w:asciiTheme="majorHAnsi" w:eastAsiaTheme="majorEastAsia" w:hAnsiTheme="majorHAnsi" w:cstheme="majorBidi"/>
+      <w:color w:val="7F7F7F" w:themeColor="text1" w:themeTint="80"/>
+      <w:spacing w:val="-10"/>
+      <w:kern w:val="28"/>
+      <w:sz w:val="72"/>
+      <w:szCs w:val="72"/>
+      <w:vertAlign w:val="subscript"/>
+    </w:rPr>
+  </w:style>
+  <w:style w:type="paragraph" w:styleId="NoSpacing">
+    <w:name w:val="No Spacing"/>
+    <w:basedOn w:val="Normal"/>
+    <w:uiPriority w:val="1"/>
+    <w:qFormat/>
+    <w:rsid w:val="00C60AD5"/>
+    <w:pPr>
+      <w:spacing w:after="0"/>
+    </w:pPr>
+  </w:style>
+  <w:style w:type="paragraph" w:styleId="ListParagraph">
+    <w:name w:val="List Paragraph"/>
+    <w:basedOn w:val="Normal"/>
+    <w:uiPriority w:val="34"/>
+    <w:qFormat/>
+    <w:rsid w:val="00C60AD5"/>
+    <w:pPr>
+      <w:ind w:left="720"/>
+      <w:contextualSpacing/>
+    </w:pPr>
+    <w:rPr>
+      <w:rFonts w:eastAsia="Times New Roman"/>
+    </w:rPr>
   </w:style>
 </w:styles>
 </file>
@@ -3422,12 +3504,139 @@
 </file>
 
 <file path=customXml/item1.xml><?xml version="1.0" encoding="utf-8"?>
-<?mso-contentType ?>
-<FormTemplates xmlns="http://schemas.microsoft.com/sharepoint/v3/contenttype/forms">
-  <Display>DocumentLibraryForm</Display>
-  <Edit>AssetEditForm</Edit>
-  <New>DocumentLibraryForm</New>
-</FormTemplates>
+<p:properties xmlns:p="http://schemas.microsoft.com/office/2006/metadata/properties" xmlns:xsi="http://www.w3.org/2001/XMLSchema-instance" xmlns:pc="http://schemas.microsoft.com/office/infopath/2007/PartnerControls">
+  <documentManagement>
+    <LocLastLocAttemptVersionTypeLookup xmlns="4873beb7-5857-4685-be1f-d57550cc96cc" xsi:nil="true"/>
+    <MarketSpecific xmlns="4873beb7-5857-4685-be1f-d57550cc96cc">false</MarketSpecific>
+    <ApprovalStatus xmlns="4873beb7-5857-4685-be1f-d57550cc96cc">InProgress</ApprovalStatus>
+    <LocComments xmlns="4873beb7-5857-4685-be1f-d57550cc96cc" xsi:nil="true"/>
+    <DirectSourceMarket xmlns="4873beb7-5857-4685-be1f-d57550cc96cc" xsi:nil="true"/>
+    <LocPublishedLinkedAssetsLookup xmlns="4873beb7-5857-4685-be1f-d57550cc96cc" xsi:nil="true"/>
+    <ThumbnailAssetId xmlns="4873beb7-5857-4685-be1f-d57550cc96cc" xsi:nil="true"/>
+    <PrimaryImageGen xmlns="4873beb7-5857-4685-be1f-d57550cc96cc">true</PrimaryImageGen>
+    <LegacyData xmlns="4873beb7-5857-4685-be1f-d57550cc96cc" xsi:nil="true"/>
+    <LocNewPublishedVersionLookup xmlns="4873beb7-5857-4685-be1f-d57550cc96cc" xsi:nil="true"/>
+    <NumericId xmlns="4873beb7-5857-4685-be1f-d57550cc96cc">102787001</NumericId>
+    <TPFriendlyName xmlns="4873beb7-5857-4685-be1f-d57550cc96cc" xsi:nil="true"/>
+    <LocOverallPublishStatusLookup xmlns="4873beb7-5857-4685-be1f-d57550cc96cc" xsi:nil="true"/>
+    <LocRecommendedHandoff xmlns="4873beb7-5857-4685-be1f-d57550cc96cc" xsi:nil="true"/>
+    <BlockPublish xmlns="4873beb7-5857-4685-be1f-d57550cc96cc">false</BlockPublish>
+    <BusinessGroup xmlns="4873beb7-5857-4685-be1f-d57550cc96cc" xsi:nil="true"/>
+    <OpenTemplate xmlns="4873beb7-5857-4685-be1f-d57550cc96cc">true</OpenTemplate>
+    <SourceTitle xmlns="4873beb7-5857-4685-be1f-d57550cc96cc" xsi:nil="true"/>
+    <LocOverallLocStatusLookup xmlns="4873beb7-5857-4685-be1f-d57550cc96cc" xsi:nil="true"/>
+    <APEditor xmlns="4873beb7-5857-4685-be1f-d57550cc96cc">
+      <UserInfo>
+        <DisplayName/>
+        <AccountId xsi:nil="true"/>
+        <AccountType/>
+      </UserInfo>
+    </APEditor>
+    <UALocComments xmlns="4873beb7-5857-4685-be1f-d57550cc96cc" xsi:nil="true"/>
+    <IntlLangReviewDate xmlns="4873beb7-5857-4685-be1f-d57550cc96cc" xsi:nil="true"/>
+    <PublishStatusLookup xmlns="4873beb7-5857-4685-be1f-d57550cc96cc">
+      <Value>1343188</Value>
+    </PublishStatusLookup>
+    <ParentAssetId xmlns="4873beb7-5857-4685-be1f-d57550cc96cc" xsi:nil="true"/>
+    <FeatureTagsTaxHTField0 xmlns="4873beb7-5857-4685-be1f-d57550cc96cc">
+      <Terms xmlns="http://schemas.microsoft.com/office/infopath/2007/PartnerControls"/>
+    </FeatureTagsTaxHTField0>
+    <MachineTranslated xmlns="4873beb7-5857-4685-be1f-d57550cc96cc">false</MachineTranslated>
+    <Providers xmlns="4873beb7-5857-4685-be1f-d57550cc96cc" xsi:nil="true"/>
+    <OriginalSourceMarket xmlns="4873beb7-5857-4685-be1f-d57550cc96cc" xsi:nil="true"/>
+    <APDescription xmlns="4873beb7-5857-4685-be1f-d57550cc96cc" xsi:nil="true"/>
+    <ContentItem xmlns="4873beb7-5857-4685-be1f-d57550cc96cc" xsi:nil="true"/>
+    <ClipArtFilename xmlns="4873beb7-5857-4685-be1f-d57550cc96cc" xsi:nil="true"/>
+    <TPInstallLocation xmlns="4873beb7-5857-4685-be1f-d57550cc96cc" xsi:nil="true"/>
+    <TimesCloned xmlns="4873beb7-5857-4685-be1f-d57550cc96cc" xsi:nil="true"/>
+    <PublishTargets xmlns="4873beb7-5857-4685-be1f-d57550cc96cc">OfficeOnlineVNext</PublishTargets>
+    <AcquiredFrom xmlns="4873beb7-5857-4685-be1f-d57550cc96cc">Internal MS</AcquiredFrom>
+    <AssetStart xmlns="4873beb7-5857-4685-be1f-d57550cc96cc">2011-11-23T17:29:00+00:00</AssetStart>
+    <FriendlyTitle xmlns="4873beb7-5857-4685-be1f-d57550cc96cc" xsi:nil="true"/>
+    <Provider xmlns="4873beb7-5857-4685-be1f-d57550cc96cc" xsi:nil="true"/>
+    <LastHandOff xmlns="4873beb7-5857-4685-be1f-d57550cc96cc" xsi:nil="true"/>
+    <TPClientViewer xmlns="4873beb7-5857-4685-be1f-d57550cc96cc" xsi:nil="true"/>
+    <TemplateStatus xmlns="4873beb7-5857-4685-be1f-d57550cc96cc">Complete</TemplateStatus>
+    <Downloads xmlns="4873beb7-5857-4685-be1f-d57550cc96cc">0</Downloads>
+    <OOCacheId xmlns="4873beb7-5857-4685-be1f-d57550cc96cc" xsi:nil="true"/>
+    <IsDeleted xmlns="4873beb7-5857-4685-be1f-d57550cc96cc">false</IsDeleted>
+    <LocPublishedDependentAssetsLookup xmlns="4873beb7-5857-4685-be1f-d57550cc96cc" xsi:nil="true"/>
+    <AssetExpire xmlns="4873beb7-5857-4685-be1f-d57550cc96cc">2029-05-12T07:00:00+00:00</AssetExpire>
+    <CSXSubmissionMarket xmlns="4873beb7-5857-4685-be1f-d57550cc96cc" xsi:nil="true"/>
+    <DSATActionTaken xmlns="4873beb7-5857-4685-be1f-d57550cc96cc" xsi:nil="true"/>
+    <SubmitterId xmlns="4873beb7-5857-4685-be1f-d57550cc96cc" xsi:nil="true"/>
+    <EditorialTags xmlns="4873beb7-5857-4685-be1f-d57550cc96cc" xsi:nil="true"/>
+    <TPExecutable xmlns="4873beb7-5857-4685-be1f-d57550cc96cc" xsi:nil="true"/>
+    <CSXSubmissionDate xmlns="4873beb7-5857-4685-be1f-d57550cc96cc" xsi:nil="true"/>
+    <CSXUpdate xmlns="4873beb7-5857-4685-be1f-d57550cc96cc">false</CSXUpdate>
+    <AssetType xmlns="4873beb7-5857-4685-be1f-d57550cc96cc">TP</AssetType>
+    <ApprovalLog xmlns="4873beb7-5857-4685-be1f-d57550cc96cc" xsi:nil="true"/>
+    <BugNumber xmlns="4873beb7-5857-4685-be1f-d57550cc96cc" xsi:nil="true"/>
+    <OriginAsset xmlns="4873beb7-5857-4685-be1f-d57550cc96cc" xsi:nil="true"/>
+    <TPComponent xmlns="4873beb7-5857-4685-be1f-d57550cc96cc" xsi:nil="true"/>
+    <Milestone xmlns="4873beb7-5857-4685-be1f-d57550cc96cc" xsi:nil="true"/>
+    <RecommendationsModifier xmlns="4873beb7-5857-4685-be1f-d57550cc96cc" xsi:nil="true"/>
+    <AssetId xmlns="4873beb7-5857-4685-be1f-d57550cc96cc">TP102787001</AssetId>
+    <PolicheckWords xmlns="4873beb7-5857-4685-be1f-d57550cc96cc" xsi:nil="true"/>
+    <TPLaunchHelpLink xmlns="4873beb7-5857-4685-be1f-d57550cc96cc" xsi:nil="true"/>
+    <IntlLocPriority xmlns="4873beb7-5857-4685-be1f-d57550cc96cc" xsi:nil="true"/>
+    <TPApplication xmlns="4873beb7-5857-4685-be1f-d57550cc96cc" xsi:nil="true"/>
+    <IntlLangReviewer xmlns="4873beb7-5857-4685-be1f-d57550cc96cc" xsi:nil="true"/>
+    <HandoffToMSDN xmlns="4873beb7-5857-4685-be1f-d57550cc96cc" xsi:nil="true"/>
+    <PlannedPubDate xmlns="4873beb7-5857-4685-be1f-d57550cc96cc" xsi:nil="true"/>
+    <CrawlForDependencies xmlns="4873beb7-5857-4685-be1f-d57550cc96cc">false</CrawlForDependencies>
+    <LocLastLocAttemptVersionLookup xmlns="4873beb7-5857-4685-be1f-d57550cc96cc">693888</LocLastLocAttemptVersionLookup>
+    <LocProcessedForHandoffsLookup xmlns="4873beb7-5857-4685-be1f-d57550cc96cc" xsi:nil="true"/>
+    <TrustLevel xmlns="4873beb7-5857-4685-be1f-d57550cc96cc">1 Microsoft Managed Content</TrustLevel>
+    <CampaignTagsTaxHTField0 xmlns="4873beb7-5857-4685-be1f-d57550cc96cc">
+      <Terms xmlns="http://schemas.microsoft.com/office/infopath/2007/PartnerControls"/>
+    </CampaignTagsTaxHTField0>
+    <TPNamespace xmlns="4873beb7-5857-4685-be1f-d57550cc96cc" xsi:nil="true"/>
+    <LocOverallPreviewStatusLookup xmlns="4873beb7-5857-4685-be1f-d57550cc96cc" xsi:nil="true"/>
+    <TaxCatchAll xmlns="4873beb7-5857-4685-be1f-d57550cc96cc"/>
+    <IsSearchable xmlns="4873beb7-5857-4685-be1f-d57550cc96cc">false</IsSearchable>
+    <TemplateTemplateType xmlns="4873beb7-5857-4685-be1f-d57550cc96cc">Word Document Template</TemplateTemplateType>
+    <Markets xmlns="4873beb7-5857-4685-be1f-d57550cc96cc"/>
+    <IntlLangReview xmlns="4873beb7-5857-4685-be1f-d57550cc96cc" xsi:nil="true"/>
+    <UAProjectedTotalWords xmlns="4873beb7-5857-4685-be1f-d57550cc96cc" xsi:nil="true"/>
+    <OutputCachingOn xmlns="4873beb7-5857-4685-be1f-d57550cc96cc">false</OutputCachingOn>
+    <AverageRating xmlns="4873beb7-5857-4685-be1f-d57550cc96cc" xsi:nil="true"/>
+    <LocMarketGroupTiers2 xmlns="4873beb7-5857-4685-be1f-d57550cc96cc" xsi:nil="true"/>
+    <APAuthor xmlns="4873beb7-5857-4685-be1f-d57550cc96cc">
+      <UserInfo>
+        <DisplayName>REDMOND\v-namall</DisplayName>
+        <AccountId>978</AccountId>
+        <AccountType/>
+      </UserInfo>
+    </APAuthor>
+    <TPCommandLine xmlns="4873beb7-5857-4685-be1f-d57550cc96cc" xsi:nil="true"/>
+    <LocManualTestRequired xmlns="4873beb7-5857-4685-be1f-d57550cc96cc">false</LocManualTestRequired>
+    <TPAppVersion xmlns="4873beb7-5857-4685-be1f-d57550cc96cc" xsi:nil="true"/>
+    <EditorialStatus xmlns="4873beb7-5857-4685-be1f-d57550cc96cc">Complete</EditorialStatus>
+    <LocProcessedForMarketsLookup xmlns="4873beb7-5857-4685-be1f-d57550cc96cc" xsi:nil="true"/>
+    <LastModifiedDateTime xmlns="4873beb7-5857-4685-be1f-d57550cc96cc" xsi:nil="true"/>
+    <TPLaunchHelpLinkType xmlns="4873beb7-5857-4685-be1f-d57550cc96cc">Template</TPLaunchHelpLinkType>
+    <ScenarioTagsTaxHTField0 xmlns="4873beb7-5857-4685-be1f-d57550cc96cc">
+      <Terms xmlns="http://schemas.microsoft.com/office/infopath/2007/PartnerControls"/>
+    </ScenarioTagsTaxHTField0>
+    <OriginalRelease xmlns="4873beb7-5857-4685-be1f-d57550cc96cc">14</OriginalRelease>
+    <LocalizationTagsTaxHTField0 xmlns="4873beb7-5857-4685-be1f-d57550cc96cc">
+      <Terms xmlns="http://schemas.microsoft.com/office/infopath/2007/PartnerControls"/>
+    </LocalizationTagsTaxHTField0>
+    <Manager xmlns="4873beb7-5857-4685-be1f-d57550cc96cc" xsi:nil="true"/>
+    <UALocRecommendation xmlns="4873beb7-5857-4685-be1f-d57550cc96cc">Localize</UALocRecommendation>
+    <LocOverallHandbackStatusLookup xmlns="4873beb7-5857-4685-be1f-d57550cc96cc" xsi:nil="true"/>
+    <ArtSampleDocs xmlns="4873beb7-5857-4685-be1f-d57550cc96cc" xsi:nil="true"/>
+    <UACurrentWords xmlns="4873beb7-5857-4685-be1f-d57550cc96cc" xsi:nil="true"/>
+    <ShowIn xmlns="4873beb7-5857-4685-be1f-d57550cc96cc">Show everywhere</ShowIn>
+    <CSXHash xmlns="4873beb7-5857-4685-be1f-d57550cc96cc" xsi:nil="true"/>
+    <VoteCount xmlns="4873beb7-5857-4685-be1f-d57550cc96cc" xsi:nil="true"/>
+    <InternalTagsTaxHTField0 xmlns="4873beb7-5857-4685-be1f-d57550cc96cc">
+      <Terms xmlns="http://schemas.microsoft.com/office/infopath/2007/PartnerControls"/>
+    </InternalTagsTaxHTField0>
+    <UANotes xmlns="4873beb7-5857-4685-be1f-d57550cc96cc" xsi:nil="true"/>
+  </documentManagement>
+</p:properties>
 </file>
 
 <file path=customXml/item2.xml><?xml version="1.0" encoding="utf-8"?>
@@ -4471,145 +4680,20 @@
 </file>
 
 <file path=customXml/item3.xml><?xml version="1.0" encoding="utf-8"?>
-<p:properties xmlns:p="http://schemas.microsoft.com/office/2006/metadata/properties" xmlns:xsi="http://www.w3.org/2001/XMLSchema-instance" xmlns:pc="http://schemas.microsoft.com/office/infopath/2007/PartnerControls">
-  <documentManagement>
-    <LocLastLocAttemptVersionTypeLookup xmlns="4873beb7-5857-4685-be1f-d57550cc96cc" xsi:nil="true"/>
-    <MarketSpecific xmlns="4873beb7-5857-4685-be1f-d57550cc96cc">false</MarketSpecific>
-    <ApprovalStatus xmlns="4873beb7-5857-4685-be1f-d57550cc96cc">InProgress</ApprovalStatus>
-    <LocComments xmlns="4873beb7-5857-4685-be1f-d57550cc96cc" xsi:nil="true"/>
-    <DirectSourceMarket xmlns="4873beb7-5857-4685-be1f-d57550cc96cc" xsi:nil="true"/>
-    <LocPublishedLinkedAssetsLookup xmlns="4873beb7-5857-4685-be1f-d57550cc96cc" xsi:nil="true"/>
-    <ThumbnailAssetId xmlns="4873beb7-5857-4685-be1f-d57550cc96cc" xsi:nil="true"/>
-    <PrimaryImageGen xmlns="4873beb7-5857-4685-be1f-d57550cc96cc">true</PrimaryImageGen>
-    <LegacyData xmlns="4873beb7-5857-4685-be1f-d57550cc96cc" xsi:nil="true"/>
-    <LocNewPublishedVersionLookup xmlns="4873beb7-5857-4685-be1f-d57550cc96cc" xsi:nil="true"/>
-    <NumericId xmlns="4873beb7-5857-4685-be1f-d57550cc96cc">102787001</NumericId>
-    <TPFriendlyName xmlns="4873beb7-5857-4685-be1f-d57550cc96cc" xsi:nil="true"/>
-    <LocOverallPublishStatusLookup xmlns="4873beb7-5857-4685-be1f-d57550cc96cc" xsi:nil="true"/>
-    <LocRecommendedHandoff xmlns="4873beb7-5857-4685-be1f-d57550cc96cc" xsi:nil="true"/>
-    <BlockPublish xmlns="4873beb7-5857-4685-be1f-d57550cc96cc">false</BlockPublish>
-    <BusinessGroup xmlns="4873beb7-5857-4685-be1f-d57550cc96cc" xsi:nil="true"/>
-    <OpenTemplate xmlns="4873beb7-5857-4685-be1f-d57550cc96cc">true</OpenTemplate>
-    <SourceTitle xmlns="4873beb7-5857-4685-be1f-d57550cc96cc" xsi:nil="true"/>
-    <LocOverallLocStatusLookup xmlns="4873beb7-5857-4685-be1f-d57550cc96cc" xsi:nil="true"/>
-    <APEditor xmlns="4873beb7-5857-4685-be1f-d57550cc96cc">
-      <UserInfo>
-        <DisplayName/>
-        <AccountId xsi:nil="true"/>
-        <AccountType/>
-      </UserInfo>
-    </APEditor>
-    <UALocComments xmlns="4873beb7-5857-4685-be1f-d57550cc96cc" xsi:nil="true"/>
-    <IntlLangReviewDate xmlns="4873beb7-5857-4685-be1f-d57550cc96cc" xsi:nil="true"/>
-    <PublishStatusLookup xmlns="4873beb7-5857-4685-be1f-d57550cc96cc">
-      <Value>1343188</Value>
-    </PublishStatusLookup>
-    <ParentAssetId xmlns="4873beb7-5857-4685-be1f-d57550cc96cc" xsi:nil="true"/>
-    <FeatureTagsTaxHTField0 xmlns="4873beb7-5857-4685-be1f-d57550cc96cc">
-      <Terms xmlns="http://schemas.microsoft.com/office/infopath/2007/PartnerControls"/>
-    </FeatureTagsTaxHTField0>
-    <MachineTranslated xmlns="4873beb7-5857-4685-be1f-d57550cc96cc">false</MachineTranslated>
-    <Providers xmlns="4873beb7-5857-4685-be1f-d57550cc96cc" xsi:nil="true"/>
-    <OriginalSourceMarket xmlns="4873beb7-5857-4685-be1f-d57550cc96cc" xsi:nil="true"/>
-    <APDescription xmlns="4873beb7-5857-4685-be1f-d57550cc96cc" xsi:nil="true"/>
-    <ContentItem xmlns="4873beb7-5857-4685-be1f-d57550cc96cc" xsi:nil="true"/>
-    <ClipArtFilename xmlns="4873beb7-5857-4685-be1f-d57550cc96cc" xsi:nil="true"/>
-    <TPInstallLocation xmlns="4873beb7-5857-4685-be1f-d57550cc96cc" xsi:nil="true"/>
-    <TimesCloned xmlns="4873beb7-5857-4685-be1f-d57550cc96cc" xsi:nil="true"/>
-    <PublishTargets xmlns="4873beb7-5857-4685-be1f-d57550cc96cc">OfficeOnlineVNext</PublishTargets>
-    <AcquiredFrom xmlns="4873beb7-5857-4685-be1f-d57550cc96cc">Internal MS</AcquiredFrom>
-    <AssetStart xmlns="4873beb7-5857-4685-be1f-d57550cc96cc">2011-11-23T17:29:00+00:00</AssetStart>
-    <FriendlyTitle xmlns="4873beb7-5857-4685-be1f-d57550cc96cc" xsi:nil="true"/>
-    <Provider xmlns="4873beb7-5857-4685-be1f-d57550cc96cc" xsi:nil="true"/>
-    <LastHandOff xmlns="4873beb7-5857-4685-be1f-d57550cc96cc" xsi:nil="true"/>
-    <TPClientViewer xmlns="4873beb7-5857-4685-be1f-d57550cc96cc" xsi:nil="true"/>
-    <TemplateStatus xmlns="4873beb7-5857-4685-be1f-d57550cc96cc">Complete</TemplateStatus>
-    <Downloads xmlns="4873beb7-5857-4685-be1f-d57550cc96cc">0</Downloads>
-    <OOCacheId xmlns="4873beb7-5857-4685-be1f-d57550cc96cc" xsi:nil="true"/>
-    <IsDeleted xmlns="4873beb7-5857-4685-be1f-d57550cc96cc">false</IsDeleted>
-    <LocPublishedDependentAssetsLookup xmlns="4873beb7-5857-4685-be1f-d57550cc96cc" xsi:nil="true"/>
-    <AssetExpire xmlns="4873beb7-5857-4685-be1f-d57550cc96cc">2029-05-12T07:00:00+00:00</AssetExpire>
-    <CSXSubmissionMarket xmlns="4873beb7-5857-4685-be1f-d57550cc96cc" xsi:nil="true"/>
-    <DSATActionTaken xmlns="4873beb7-5857-4685-be1f-d57550cc96cc" xsi:nil="true"/>
-    <SubmitterId xmlns="4873beb7-5857-4685-be1f-d57550cc96cc" xsi:nil="true"/>
-    <EditorialTags xmlns="4873beb7-5857-4685-be1f-d57550cc96cc" xsi:nil="true"/>
-    <TPExecutable xmlns="4873beb7-5857-4685-be1f-d57550cc96cc" xsi:nil="true"/>
-    <CSXSubmissionDate xmlns="4873beb7-5857-4685-be1f-d57550cc96cc" xsi:nil="true"/>
-    <CSXUpdate xmlns="4873beb7-5857-4685-be1f-d57550cc96cc">false</CSXUpdate>
-    <AssetType xmlns="4873beb7-5857-4685-be1f-d57550cc96cc">TP</AssetType>
-    <ApprovalLog xmlns="4873beb7-5857-4685-be1f-d57550cc96cc" xsi:nil="true"/>
-    <BugNumber xmlns="4873beb7-5857-4685-be1f-d57550cc96cc" xsi:nil="true"/>
-    <OriginAsset xmlns="4873beb7-5857-4685-be1f-d57550cc96cc" xsi:nil="true"/>
-    <TPComponent xmlns="4873beb7-5857-4685-be1f-d57550cc96cc" xsi:nil="true"/>
-    <Milestone xmlns="4873beb7-5857-4685-be1f-d57550cc96cc" xsi:nil="true"/>
-    <RecommendationsModifier xmlns="4873beb7-5857-4685-be1f-d57550cc96cc" xsi:nil="true"/>
-    <AssetId xmlns="4873beb7-5857-4685-be1f-d57550cc96cc">TP102787001</AssetId>
-    <PolicheckWords xmlns="4873beb7-5857-4685-be1f-d57550cc96cc" xsi:nil="true"/>
-    <TPLaunchHelpLink xmlns="4873beb7-5857-4685-be1f-d57550cc96cc" xsi:nil="true"/>
-    <IntlLocPriority xmlns="4873beb7-5857-4685-be1f-d57550cc96cc" xsi:nil="true"/>
-    <TPApplication xmlns="4873beb7-5857-4685-be1f-d57550cc96cc" xsi:nil="true"/>
-    <IntlLangReviewer xmlns="4873beb7-5857-4685-be1f-d57550cc96cc" xsi:nil="true"/>
-    <HandoffToMSDN xmlns="4873beb7-5857-4685-be1f-d57550cc96cc" xsi:nil="true"/>
-    <PlannedPubDate xmlns="4873beb7-5857-4685-be1f-d57550cc96cc" xsi:nil="true"/>
-    <CrawlForDependencies xmlns="4873beb7-5857-4685-be1f-d57550cc96cc">false</CrawlForDependencies>
-    <LocLastLocAttemptVersionLookup xmlns="4873beb7-5857-4685-be1f-d57550cc96cc">693888</LocLastLocAttemptVersionLookup>
-    <LocProcessedForHandoffsLookup xmlns="4873beb7-5857-4685-be1f-d57550cc96cc" xsi:nil="true"/>
-    <TrustLevel xmlns="4873beb7-5857-4685-be1f-d57550cc96cc">1 Microsoft Managed Content</TrustLevel>
-    <CampaignTagsTaxHTField0 xmlns="4873beb7-5857-4685-be1f-d57550cc96cc">
-      <Terms xmlns="http://schemas.microsoft.com/office/infopath/2007/PartnerControls"/>
-    </CampaignTagsTaxHTField0>
-    <TPNamespace xmlns="4873beb7-5857-4685-be1f-d57550cc96cc" xsi:nil="true"/>
-    <LocOverallPreviewStatusLookup xmlns="4873beb7-5857-4685-be1f-d57550cc96cc" xsi:nil="true"/>
-    <TaxCatchAll xmlns="4873beb7-5857-4685-be1f-d57550cc96cc"/>
-    <IsSearchable xmlns="4873beb7-5857-4685-be1f-d57550cc96cc">false</IsSearchable>
-    <TemplateTemplateType xmlns="4873beb7-5857-4685-be1f-d57550cc96cc">Word Document Template</TemplateTemplateType>
-    <Markets xmlns="4873beb7-5857-4685-be1f-d57550cc96cc"/>
-    <IntlLangReview xmlns="4873beb7-5857-4685-be1f-d57550cc96cc" xsi:nil="true"/>
-    <UAProjectedTotalWords xmlns="4873beb7-5857-4685-be1f-d57550cc96cc" xsi:nil="true"/>
-    <OutputCachingOn xmlns="4873beb7-5857-4685-be1f-d57550cc96cc">false</OutputCachingOn>
-    <AverageRating xmlns="4873beb7-5857-4685-be1f-d57550cc96cc" xsi:nil="true"/>
-    <LocMarketGroupTiers2 xmlns="4873beb7-5857-4685-be1f-d57550cc96cc" xsi:nil="true"/>
-    <APAuthor xmlns="4873beb7-5857-4685-be1f-d57550cc96cc">
-      <UserInfo>
-        <DisplayName>REDMOND\v-namall</DisplayName>
-        <AccountId>978</AccountId>
-        <AccountType/>
-      </UserInfo>
-    </APAuthor>
-    <TPCommandLine xmlns="4873beb7-5857-4685-be1f-d57550cc96cc" xsi:nil="true"/>
-    <LocManualTestRequired xmlns="4873beb7-5857-4685-be1f-d57550cc96cc">false</LocManualTestRequired>
-    <TPAppVersion xmlns="4873beb7-5857-4685-be1f-d57550cc96cc" xsi:nil="true"/>
-    <EditorialStatus xmlns="4873beb7-5857-4685-be1f-d57550cc96cc">Complete</EditorialStatus>
-    <LocProcessedForMarketsLookup xmlns="4873beb7-5857-4685-be1f-d57550cc96cc" xsi:nil="true"/>
-    <LastModifiedDateTime xmlns="4873beb7-5857-4685-be1f-d57550cc96cc" xsi:nil="true"/>
-    <TPLaunchHelpLinkType xmlns="4873beb7-5857-4685-be1f-d57550cc96cc">Template</TPLaunchHelpLinkType>
-    <ScenarioTagsTaxHTField0 xmlns="4873beb7-5857-4685-be1f-d57550cc96cc">
-      <Terms xmlns="http://schemas.microsoft.com/office/infopath/2007/PartnerControls"/>
-    </ScenarioTagsTaxHTField0>
-    <OriginalRelease xmlns="4873beb7-5857-4685-be1f-d57550cc96cc">14</OriginalRelease>
-    <LocalizationTagsTaxHTField0 xmlns="4873beb7-5857-4685-be1f-d57550cc96cc">
-      <Terms xmlns="http://schemas.microsoft.com/office/infopath/2007/PartnerControls"/>
-    </LocalizationTagsTaxHTField0>
-    <Manager xmlns="4873beb7-5857-4685-be1f-d57550cc96cc" xsi:nil="true"/>
-    <UALocRecommendation xmlns="4873beb7-5857-4685-be1f-d57550cc96cc">Localize</UALocRecommendation>
-    <LocOverallHandbackStatusLookup xmlns="4873beb7-5857-4685-be1f-d57550cc96cc" xsi:nil="true"/>
-    <ArtSampleDocs xmlns="4873beb7-5857-4685-be1f-d57550cc96cc" xsi:nil="true"/>
-    <UACurrentWords xmlns="4873beb7-5857-4685-be1f-d57550cc96cc" xsi:nil="true"/>
-    <ShowIn xmlns="4873beb7-5857-4685-be1f-d57550cc96cc">Show everywhere</ShowIn>
-    <CSXHash xmlns="4873beb7-5857-4685-be1f-d57550cc96cc" xsi:nil="true"/>
-    <VoteCount xmlns="4873beb7-5857-4685-be1f-d57550cc96cc" xsi:nil="true"/>
-    <InternalTagsTaxHTField0 xmlns="4873beb7-5857-4685-be1f-d57550cc96cc">
-      <Terms xmlns="http://schemas.microsoft.com/office/infopath/2007/PartnerControls"/>
-    </InternalTagsTaxHTField0>
-    <UANotes xmlns="4873beb7-5857-4685-be1f-d57550cc96cc" xsi:nil="true"/>
-  </documentManagement>
-</p:properties>
+<?mso-contentType ?>
+<FormTemplates xmlns="http://schemas.microsoft.com/sharepoint/v3/contenttype/forms">
+  <Display>DocumentLibraryForm</Display>
+  <Edit>AssetEditForm</Edit>
+  <New>DocumentLibraryForm</New>
+</FormTemplates>
 </file>
 
 <file path=customXml/itemProps1.xml><?xml version="1.0" encoding="utf-8"?>
-<ds:datastoreItem xmlns:ds="http://schemas.openxmlformats.org/officeDocument/2006/customXml" ds:itemID="{C01C3C56-10DB-49F7-B061-44D8728D078A}">
+<ds:datastoreItem xmlns:ds="http://schemas.openxmlformats.org/officeDocument/2006/customXml" ds:itemID="{7FBDB1CC-CEFB-4E46-8174-1F0AA0D30B24}">
   <ds:schemaRefs>
-    <ds:schemaRef ds:uri="http://schemas.microsoft.com/sharepoint/v3/contenttype/forms"/>
+    <ds:schemaRef ds:uri="http://schemas.microsoft.com/office/2006/metadata/properties"/>
+    <ds:schemaRef ds:uri="http://schemas.microsoft.com/office/infopath/2007/PartnerControls"/>
+    <ds:schemaRef ds:uri="4873beb7-5857-4685-be1f-d57550cc96cc"/>
   </ds:schemaRefs>
 </ds:datastoreItem>
 </file>
@@ -4633,11 +4717,9 @@
 </file>
 
 <file path=customXml/itemProps3.xml><?xml version="1.0" encoding="utf-8"?>
-<ds:datastoreItem xmlns:ds="http://schemas.openxmlformats.org/officeDocument/2006/customXml" ds:itemID="{7FBDB1CC-CEFB-4E46-8174-1F0AA0D30B24}">
+<ds:datastoreItem xmlns:ds="http://schemas.openxmlformats.org/officeDocument/2006/customXml" ds:itemID="{C01C3C56-10DB-49F7-B061-44D8728D078A}">
   <ds:schemaRefs>
-    <ds:schemaRef ds:uri="http://schemas.microsoft.com/office/2006/metadata/properties"/>
-    <ds:schemaRef ds:uri="http://schemas.microsoft.com/office/infopath/2007/PartnerControls"/>
-    <ds:schemaRef ds:uri="4873beb7-5857-4685-be1f-d57550cc96cc"/>
+    <ds:schemaRef ds:uri="http://schemas.microsoft.com/sharepoint/v3/contenttype/forms"/>
   </ds:schemaRefs>
 </ds:datastoreItem>
 </file>